--- a/redaction/chapitre12/paragraphes.docx
+++ b/redaction/chapitre12/paragraphes.docx
@@ -2,13 +2,13 @@
 <file path=word/document.xml><?xml version="1.0" encoding="utf-8"?>
 <w:document xmlns:w="http://schemas.openxmlformats.org/wordprocessingml/2006/main" xmlns:m="http://schemas.openxmlformats.org/officeDocument/2006/math" xmlns:r="http://schemas.openxmlformats.org/officeDocument/2006/relationships" xmlns:o="urn:schemas-microsoft-com:office:office" xmlns:v="urn:schemas-microsoft-com:vml" xmlns:w10="urn:schemas-microsoft-com:office:word" xmlns:a="http://schemas.openxmlformats.org/drawingml/2006/main" xmlns:pic="http://schemas.openxmlformats.org/drawingml/2006/picture" xmlns:wp="http://schemas.openxmlformats.org/drawingml/2006/wordprocessingDrawing">
   <w:body>
-    <w:bookmarkStart w:id="30" w:name="Xc52aaa0b6bb92c7a6b8963d6e79ae723232fc4b"/>
+    <w:bookmarkStart w:id="25" w:name="Xb47c179138efa8d1ca7bbb81e04ffa4aa2f2235"/>
     <w:p>
       <w:pPr>
         <w:pStyle w:val="Heading1"/>
       </w:pPr>
       <w:r>
-        <w:t xml:space="preserve">Chapitre 12 : Gestion des package - import et création</w:t>
+        <w:t xml:space="preserve">Chapitre 10 : Un code plus robuste en prenant en compte les erreurs</w:t>
       </w:r>
     </w:p>
     <w:p>
@@ -16,7 +16,7 @@
         <w:pStyle w:val="FirstParagraph"/>
       </w:pPr>
       <w:r>
-        <w:t xml:space="preserve">La gestion des packages et des modules permet d’organiser et de structurer le code en composants réutilisables tout en exploitant la bibliothèque standard de Python. Maîtriser ces outils est indispensable pour industrialiser vos projets.</w:t>
+        <w:t xml:space="preserve">La gestion des erreurs permet d’anticiper et de traiter les incidents d’exécution pour empêcher l’arrêt brutal d’un programme en Python. Maîtriser ces mécanismes est indispensable pour concevoir des applications fiables et résilientes.</w:t>
       </w:r>
       <w:r>
         <w:t xml:space="preserve"> </w:t>
@@ -33,22 +33,49 @@
         </w:numPr>
       </w:pPr>
       <w:r>
-        <w:t xml:space="preserve">Librairie, scripts</w:t>
-      </w:r>
-      <w:r>
-        <w:t xml:space="preserve"> </w:t>
+        <w:t xml:space="preserve">Gestion des exceptions (</w:t>
       </w:r>
       <w:r>
         <w:rPr>
           <w:rStyle w:val="VerbatimChar"/>
         </w:rPr>
-        <w:t xml:space="preserve">pip</w:t>
-      </w:r>
-      <w:r>
-        <w:t xml:space="preserve"> </w:t>
-      </w:r>
-      <w:r>
-        <w:t xml:space="preserve">et importation de packages</w:t>
+        <w:t xml:space="preserve">try</w:t>
+      </w:r>
+      <w:r>
+        <w:t xml:space="preserve">,</w:t>
+      </w:r>
+      <w:r>
+        <w:t xml:space="preserve"> </w:t>
+      </w:r>
+      <w:r>
+        <w:rPr>
+          <w:rStyle w:val="VerbatimChar"/>
+        </w:rPr>
+        <w:t xml:space="preserve">except</w:t>
+      </w:r>
+      <w:r>
+        <w:t xml:space="preserve">,</w:t>
+      </w:r>
+      <w:r>
+        <w:t xml:space="preserve"> </w:t>
+      </w:r>
+      <w:r>
+        <w:rPr>
+          <w:rStyle w:val="VerbatimChar"/>
+        </w:rPr>
+        <w:t xml:space="preserve">finally</w:t>
+      </w:r>
+      <w:r>
+        <w:t xml:space="preserve">) et levée d’exceptions (</w:t>
+      </w:r>
+      <w:r>
+        <w:rPr>
+          <w:rStyle w:val="VerbatimChar"/>
+        </w:rPr>
+        <w:t xml:space="preserve">raise</w:t>
+      </w:r>
+      <w:r>
+        <w:t xml:space="preserve">)</w:t>
       </w:r>
     </w:p>
     <w:p>
@@ -59,7 +86,16 @@
         </w:numPr>
       </w:pPr>
       <w:r>
-        <w:t xml:space="preserve">Contenu d’un package et gestion des chemins d’accès</w:t>
+        <w:t xml:space="preserve">Utilisation de l’instruction</w:t>
+      </w:r>
+      <w:r>
+        <w:t xml:space="preserve"> </w:t>
+      </w:r>
+      <w:r>
+        <w:rPr>
+          <w:rStyle w:val="VerbatimChar"/>
+        </w:rPr>
+        <w:t xml:space="preserve">finally</w:t>
       </w:r>
     </w:p>
     <w:p>
@@ -70,101 +106,7 @@
         </w:numPr>
       </w:pPr>
       <w:r>
-        <w:t xml:space="preserve">Packages standards (</w:t>
-      </w:r>
-      <w:r>
-        <w:rPr>
-          <w:rStyle w:val="VerbatimChar"/>
-        </w:rPr>
-        <w:t xml:space="preserve">os</w:t>
-      </w:r>
-      <w:r>
-        <w:t xml:space="preserve">,</w:t>
-      </w:r>
-      <w:r>
-        <w:t xml:space="preserve"> </w:t>
-      </w:r>
-      <w:r>
-        <w:rPr>
-          <w:rStyle w:val="VerbatimChar"/>
-        </w:rPr>
-        <w:t xml:space="preserve">os.path</w:t>
-      </w:r>
-      <w:r>
-        <w:t xml:space="preserve">,</w:t>
-      </w:r>
-      <w:r>
-        <w:t xml:space="preserve"> </w:t>
-      </w:r>
-      <w:r>
-        <w:rPr>
-          <w:rStyle w:val="VerbatimChar"/>
-        </w:rPr>
-        <w:t xml:space="preserve">path</w:t>
-      </w:r>
-      <w:r>
-        <w:t xml:space="preserve"> </w:t>
-      </w:r>
-      <w:r>
-        <w:t xml:space="preserve">et</w:t>
-      </w:r>
-      <w:r>
-        <w:t xml:space="preserve"> </w:t>
-      </w:r>
-      <w:r>
-        <w:rPr>
-          <w:rStyle w:val="VerbatimChar"/>
-        </w:rPr>
-        <w:t xml:space="preserve">zlib</w:t>
-      </w:r>
-      <w:r>
-        <w:t xml:space="preserve">)</w:t>
-      </w:r>
-    </w:p>
-    <w:p>
-      <w:pPr>
-        <w:numPr>
-          <w:ilvl w:val="0"/>
-          <w:numId w:val="1001"/>
-        </w:numPr>
-      </w:pPr>
-      <w:r>
-        <w:t xml:space="preserve">Gestion des répertoires et des fichiers</w:t>
-      </w:r>
-    </w:p>
-    <w:p>
-      <w:pPr>
-        <w:numPr>
-          <w:ilvl w:val="0"/>
-          <w:numId w:val="1001"/>
-        </w:numPr>
-      </w:pPr>
-      <w:r>
-        <w:t xml:space="preserve">Automatisation d’installation avec</w:t>
-      </w:r>
-      <w:r>
-        <w:t xml:space="preserve"> </w:t>
-      </w:r>
-      <w:r>
-        <w:rPr>
-          <w:rStyle w:val="VerbatimChar"/>
-        </w:rPr>
-        <w:t xml:space="preserve">gel</w:t>
-      </w:r>
-      <w:r>
-        <w:t xml:space="preserve"> </w:t>
-      </w:r>
-      <w:r>
-        <w:t xml:space="preserve">et</w:t>
-      </w:r>
-      <w:r>
-        <w:t xml:space="preserve"> </w:t>
-      </w:r>
-      <w:r>
-        <w:rPr>
-          <w:rStyle w:val="VerbatimChar"/>
-        </w:rPr>
-        <w:t xml:space="preserve">requirements.txt</w:t>
+        <w:t xml:space="preserve">Émission personnalisée d’une exception</w:t>
       </w:r>
     </w:p>
     <w:p>
@@ -174,13 +116,13 @@
         </w:pict>
       </w:r>
     </w:p>
-    <w:bookmarkStart w:id="20" w:name="librairie-et-script-pip"/>
+    <w:bookmarkStart w:id="20" w:name="X964e25c99b3c8e5097eb976c7a761e27fa31936"/>
     <w:p>
       <w:pPr>
         <w:pStyle w:val="Heading2"/>
       </w:pPr>
       <w:r>
-        <w:t xml:space="preserve">librairie et script pip</w:t>
+        <w:t xml:space="preserve">Gestion des exceptions : try catch finally et throw</w:t>
       </w:r>
     </w:p>
     <w:p>
@@ -188,7 +130,7 @@
         <w:pStyle w:val="FirstParagraph"/>
       </w:pPr>
       <w:r>
-        <w:t xml:space="preserve">Les scripts et librairies gérés via</w:t>
+        <w:t xml:space="preserve">La gestion des exceptions repose sur le bloc</w:t>
       </w:r>
       <w:r>
         <w:t xml:space="preserve"> </w:t>
@@ -197,13 +139,58 @@
         <w:rPr>
           <w:rStyle w:val="VerbatimChar"/>
         </w:rPr>
-        <w:t xml:space="preserve">pip</w:t>
-      </w:r>
-      <w:r>
-        <w:t xml:space="preserve"> </w:t>
-      </w:r>
-      <w:r>
-        <w:t xml:space="preserve">permettent d’installer, de maintenir et de partager des dépendances logicielles tierces au sein de vos environnements de développement.</w:t>
+        <w:t xml:space="preserve">try</w:t>
+      </w:r>
+      <w:r>
+        <w:t xml:space="preserve"> </w:t>
+      </w:r>
+      <w:r>
+        <w:t xml:space="preserve">pour surveiller le code à risque et</w:t>
+      </w:r>
+      <w:r>
+        <w:t xml:space="preserve"> </w:t>
+      </w:r>
+      <w:r>
+        <w:rPr>
+          <w:rStyle w:val="VerbatimChar"/>
+        </w:rPr>
+        <w:t xml:space="preserve">except</w:t>
+      </w:r>
+      <w:r>
+        <w:t xml:space="preserve"> </w:t>
+      </w:r>
+      <w:r>
+        <w:t xml:space="preserve">pour intercepter les erreurs survenues. En Python, le mot-clé</w:t>
+      </w:r>
+      <w:r>
+        <w:t xml:space="preserve"> </w:t>
+      </w:r>
+      <w:r>
+        <w:rPr>
+          <w:rStyle w:val="VerbatimChar"/>
+        </w:rPr>
+        <w:t xml:space="preserve">raise</w:t>
+      </w:r>
+      <w:r>
+        <w:t xml:space="preserve"> </w:t>
+      </w:r>
+      <w:r>
+        <w:t xml:space="preserve">équivaut au</w:t>
+      </w:r>
+      <w:r>
+        <w:t xml:space="preserve"> </w:t>
+      </w:r>
+      <w:r>
+        <w:rPr>
+          <w:rStyle w:val="VerbatimChar"/>
+        </w:rPr>
+        <w:t xml:space="preserve">throw</w:t>
+      </w:r>
+      <w:r>
+        <w:t xml:space="preserve"> </w:t>
+      </w:r>
+      <w:r>
+        <w:t xml:space="preserve">des autres langages pour émettre une exception.</w:t>
       </w:r>
     </w:p>
     <w:p>
@@ -214,16 +201,127 @@
         <w:rPr>
           <w:rStyle w:val="CommentTok"/>
         </w:rPr>
-        <w:t xml:space="preserve"># Exemple de commande d'installation via pip (à exécuter dans le terminal)</w:t>
-      </w:r>
-      <w:r>
-        <w:br/>
-      </w:r>
-      <w:r>
-        <w:rPr>
-          <w:rStyle w:val="CommentTok"/>
-        </w:rPr>
-        <w:t xml:space="preserve"># pip install package_name</w:t>
+        <w:t xml:space="preserve"># Interception d'une division par zéro</w:t>
+      </w:r>
+      <w:r>
+        <w:br/>
+      </w:r>
+      <w:r>
+        <w:rPr>
+          <w:rStyle w:val="ControlFlowTok"/>
+        </w:rPr>
+        <w:t xml:space="preserve">try</w:t>
+      </w:r>
+      <w:r>
+        <w:rPr>
+          <w:rStyle w:val="NormalTok"/>
+        </w:rPr>
+        <w:t xml:space="preserve">:</w:t>
+      </w:r>
+      <w:r>
+        <w:br/>
+      </w:r>
+      <w:r>
+        <w:rPr>
+          <w:rStyle w:val="NormalTok"/>
+        </w:rPr>
+        <w:t xml:space="preserve">    resultat </w:t>
+      </w:r>
+      <w:r>
+        <w:rPr>
+          <w:rStyle w:val="OperatorTok"/>
+        </w:rPr>
+        <w:t xml:space="preserve">=</w:t>
+      </w:r>
+      <w:r>
+        <w:rPr>
+          <w:rStyle w:val="NormalTok"/>
+        </w:rPr>
+        <w:t xml:space="preserve"> </w:t>
+      </w:r>
+      <w:r>
+        <w:rPr>
+          <w:rStyle w:val="DecValTok"/>
+        </w:rPr>
+        <w:t xml:space="preserve">10</w:t>
+      </w:r>
+      <w:r>
+        <w:rPr>
+          <w:rStyle w:val="NormalTok"/>
+        </w:rPr>
+        <w:t xml:space="preserve"> </w:t>
+      </w:r>
+      <w:r>
+        <w:rPr>
+          <w:rStyle w:val="OperatorTok"/>
+        </w:rPr>
+        <w:t xml:space="preserve">/</w:t>
+      </w:r>
+      <w:r>
+        <w:rPr>
+          <w:rStyle w:val="NormalTok"/>
+        </w:rPr>
+        <w:t xml:space="preserve"> </w:t>
+      </w:r>
+      <w:r>
+        <w:rPr>
+          <w:rStyle w:val="DecValTok"/>
+        </w:rPr>
+        <w:t xml:space="preserve">0</w:t>
+      </w:r>
+      <w:r>
+        <w:br/>
+      </w:r>
+      <w:r>
+        <w:rPr>
+          <w:rStyle w:val="ControlFlowTok"/>
+        </w:rPr>
+        <w:t xml:space="preserve">except</w:t>
+      </w:r>
+      <w:r>
+        <w:rPr>
+          <w:rStyle w:val="NormalTok"/>
+        </w:rPr>
+        <w:t xml:space="preserve"> </w:t>
+      </w:r>
+      <w:r>
+        <w:rPr>
+          <w:rStyle w:val="PreprocessorTok"/>
+        </w:rPr>
+        <w:t xml:space="preserve">ZeroDivisionError</w:t>
+      </w:r>
+      <w:r>
+        <w:rPr>
+          <w:rStyle w:val="NormalTok"/>
+        </w:rPr>
+        <w:t xml:space="preserve">:</w:t>
+      </w:r>
+      <w:r>
+        <w:br/>
+      </w:r>
+      <w:r>
+        <w:rPr>
+          <w:rStyle w:val="NormalTok"/>
+        </w:rPr>
+        <w:t xml:space="preserve">    resultat </w:t>
+      </w:r>
+      <w:r>
+        <w:rPr>
+          <w:rStyle w:val="OperatorTok"/>
+        </w:rPr>
+        <w:t xml:space="preserve">=</w:t>
+      </w:r>
+      <w:r>
+        <w:rPr>
+          <w:rStyle w:val="NormalTok"/>
+        </w:rPr>
+        <w:t xml:space="preserve"> </w:t>
+      </w:r>
+      <w:r>
+        <w:rPr>
+          <w:rStyle w:val="StringTok"/>
+        </w:rPr>
+        <w:t xml:space="preserve">"Erreur : Division par zéro impossible"</w:t>
       </w:r>
     </w:p>
     <w:p>
@@ -231,7 +329,22 @@
         <w:pStyle w:val="BlockText"/>
       </w:pPr>
       <w:r>
-        <w:t xml:space="preserve">💡 Utilisez toujours des environnements virtuels isolés pour vos projets afin d’éviter les conflits de versions entre les différentes bibliothèques tierces installées.</w:t>
+        <w:t xml:space="preserve">💡 Spécifiez toujours le type précis d’exception à intercepter dans votre bloc</w:t>
+      </w:r>
+      <w:r>
+        <w:t xml:space="preserve"> </w:t>
+      </w:r>
+      <w:r>
+        <w:rPr>
+          <w:rStyle w:val="VerbatimChar"/>
+        </w:rPr>
+        <w:t xml:space="preserve">except</w:t>
+      </w:r>
+      <w:r>
+        <w:t xml:space="preserve"> </w:t>
+      </w:r>
+      <w:r>
+        <w:t xml:space="preserve">plutôt que d’utiliser une clause globale muette qui masquerait des bugs inattendus.</w:t>
       </w:r>
     </w:p>
     <w:p>
@@ -242,13 +355,13 @@
       </w:r>
     </w:p>
     <w:bookmarkEnd w:id="20"/>
-    <w:bookmarkStart w:id="21" w:name="importation-de-package"/>
+    <w:bookmarkStart w:id="21" w:name="instruction-finally"/>
     <w:p>
       <w:pPr>
         <w:pStyle w:val="Heading2"/>
       </w:pPr>
       <w:r>
-        <w:t xml:space="preserve">importation de package</w:t>
+        <w:t xml:space="preserve">Instruction finally</w:t>
       </w:r>
     </w:p>
     <w:p>
@@ -256,7 +369,7 @@
         <w:pStyle w:val="FirstParagraph"/>
       </w:pPr>
       <w:r>
-        <w:t xml:space="preserve">L’importation de modules ou de packages s’effectue à l’aide des instructions</w:t>
+        <w:t xml:space="preserve">L’instruction</w:t>
       </w:r>
       <w:r>
         <w:t xml:space="preserve"> </w:t>
@@ -265,28 +378,13 @@
         <w:rPr>
           <w:rStyle w:val="VerbatimChar"/>
         </w:rPr>
-        <w:t xml:space="preserve">import</w:t>
-      </w:r>
-      <w:r>
-        <w:t xml:space="preserve"> </w:t>
-      </w:r>
-      <w:r>
-        <w:t xml:space="preserve">ou</w:t>
-      </w:r>
-      <w:r>
-        <w:t xml:space="preserve"> </w:t>
-      </w:r>
-      <w:r>
-        <w:rPr>
-          <w:rStyle w:val="VerbatimChar"/>
-        </w:rPr>
-        <w:t xml:space="preserve">from ... import</w:t>
-      </w:r>
-      <w:r>
-        <w:t xml:space="preserve"> </w:t>
-      </w:r>
-      <w:r>
-        <w:t xml:space="preserve">pour intégrer des fonctionnalités externes dans vos scripts.</w:t>
+        <w:t xml:space="preserve">finally</w:t>
+      </w:r>
+      <w:r>
+        <w:t xml:space="preserve"> </w:t>
+      </w:r>
+      <w:r>
+        <w:t xml:space="preserve">permet de définir un bloc de code qui s’exécute systématiquement à la fin, qu’une exception ait été levée ou non. Elle est idéale pour libérer des ressources (fichiers, connexions réseau).</w:t>
       </w:r>
     </w:p>
     <w:p>
@@ -297,31 +395,31 @@
         <w:rPr>
           <w:rStyle w:val="CommentTok"/>
         </w:rPr>
-        <w:t xml:space="preserve"># Importation d'un module standard ou tiers</w:t>
-      </w:r>
-      <w:r>
-        <w:br/>
-      </w:r>
-      <w:r>
-        <w:rPr>
-          <w:rStyle w:val="ImportTok"/>
-        </w:rPr>
-        <w:t xml:space="preserve">import</w:t>
-      </w:r>
-      <w:r>
-        <w:rPr>
-          <w:rStyle w:val="NormalTok"/>
-        </w:rPr>
-        <w:t xml:space="preserve"> math</w:t>
-      </w:r>
-      <w:r>
-        <w:br/>
-      </w:r>
-      <w:r>
-        <w:rPr>
-          <w:rStyle w:val="NormalTok"/>
-        </w:rPr>
-        <w:t xml:space="preserve">racine </w:t>
+        <w:t xml:space="preserve"># Utilisation de finally pour la clôture des ressources</w:t>
+      </w:r>
+      <w:r>
+        <w:br/>
+      </w:r>
+      <w:r>
+        <w:rPr>
+          <w:rStyle w:val="ControlFlowTok"/>
+        </w:rPr>
+        <w:t xml:space="preserve">try</w:t>
+      </w:r>
+      <w:r>
+        <w:rPr>
+          <w:rStyle w:val="NormalTok"/>
+        </w:rPr>
+        <w:t xml:space="preserve">:</w:t>
+      </w:r>
+      <w:r>
+        <w:br/>
+      </w:r>
+      <w:r>
+        <w:rPr>
+          <w:rStyle w:val="NormalTok"/>
+        </w:rPr>
+        <w:t xml:space="preserve">    fichier </w:t>
       </w:r>
       <w:r>
         <w:rPr>
@@ -333,19 +431,109 @@
         <w:rPr>
           <w:rStyle w:val="NormalTok"/>
         </w:rPr>
-        <w:t xml:space="preserve"> math.sqrt(</w:t>
-      </w:r>
-      <w:r>
-        <w:rPr>
-          <w:rStyle w:val="DecValTok"/>
-        </w:rPr>
-        <w:t xml:space="preserve">16</w:t>
+        <w:t xml:space="preserve"> ouvrir_fichier(</w:t>
+      </w:r>
+      <w:r>
+        <w:rPr>
+          <w:rStyle w:val="StringTok"/>
+        </w:rPr>
+        <w:t xml:space="preserve">"donnees.txt"</w:t>
       </w:r>
       <w:r>
         <w:rPr>
           <w:rStyle w:val="NormalTok"/>
         </w:rPr>
         <w:t xml:space="preserve">)</w:t>
+      </w:r>
+      <w:r>
+        <w:br/>
+      </w:r>
+      <w:r>
+        <w:rPr>
+          <w:rStyle w:val="ControlFlowTok"/>
+        </w:rPr>
+        <w:t xml:space="preserve">except</w:t>
+      </w:r>
+      <w:r>
+        <w:rPr>
+          <w:rStyle w:val="NormalTok"/>
+        </w:rPr>
+        <w:t xml:space="preserve"> </w:t>
+      </w:r>
+      <w:r>
+        <w:rPr>
+          <w:rStyle w:val="PreprocessorTok"/>
+        </w:rPr>
+        <w:t xml:space="preserve">FileNotFoundError</w:t>
+      </w:r>
+      <w:r>
+        <w:rPr>
+          <w:rStyle w:val="NormalTok"/>
+        </w:rPr>
+        <w:t xml:space="preserve">:</w:t>
+      </w:r>
+      <w:r>
+        <w:br/>
+      </w:r>
+      <w:r>
+        <w:rPr>
+          <w:rStyle w:val="NormalTok"/>
+        </w:rPr>
+        <w:t xml:space="preserve">    </w:t>
+      </w:r>
+      <w:r>
+        <w:rPr>
+          <w:rStyle w:val="BuiltInTok"/>
+        </w:rPr>
+        <w:t xml:space="preserve">print</w:t>
+      </w:r>
+      <w:r>
+        <w:rPr>
+          <w:rStyle w:val="NormalTok"/>
+        </w:rPr>
+        <w:t xml:space="preserve">(</w:t>
+      </w:r>
+      <w:r>
+        <w:rPr>
+          <w:rStyle w:val="StringTok"/>
+        </w:rPr>
+        <w:t xml:space="preserve">"Fichier introuvable"</w:t>
+      </w:r>
+      <w:r>
+        <w:rPr>
+          <w:rStyle w:val="NormalTok"/>
+        </w:rPr>
+        <w:t xml:space="preserve">)</w:t>
+      </w:r>
+      <w:r>
+        <w:br/>
+      </w:r>
+      <w:r>
+        <w:rPr>
+          <w:rStyle w:val="ControlFlowTok"/>
+        </w:rPr>
+        <w:t xml:space="preserve">finally</w:t>
+      </w:r>
+      <w:r>
+        <w:rPr>
+          <w:rStyle w:val="NormalTok"/>
+        </w:rPr>
+        <w:t xml:space="preserve">:</w:t>
+      </w:r>
+      <w:r>
+        <w:br/>
+      </w:r>
+      <w:r>
+        <w:rPr>
+          <w:rStyle w:val="NormalTok"/>
+        </w:rPr>
+        <w:t xml:space="preserve">    fermer_fichier()  </w:t>
+      </w:r>
+      <w:r>
+        <w:rPr>
+          <w:rStyle w:val="CommentTok"/>
+        </w:rPr>
+        <w:t xml:space="preserve"># Exécuté dans tous les cas</w:t>
       </w:r>
     </w:p>
     <w:p>
@@ -353,7 +541,7 @@
         <w:pStyle w:val="BlockText"/>
       </w:pPr>
       <w:r>
-        <w:t xml:space="preserve">💡 Évitez les importations globales du type</w:t>
+        <w:t xml:space="preserve">💡 Privilégiez l’utilisation du gestionnaire de contexte</w:t>
       </w:r>
       <w:r>
         <w:t xml:space="preserve"> </w:t>
@@ -362,13 +550,25 @@
         <w:rPr>
           <w:rStyle w:val="VerbatimChar"/>
         </w:rPr>
-        <w:t xml:space="preserve">from module import *</w:t>
-      </w:r>
-      <w:r>
-        <w:t xml:space="preserve"> </w:t>
-      </w:r>
-      <w:r>
-        <w:t xml:space="preserve">pour préserver la lisibilité de votre espace de noms et éviter les conflits de noms de variables.</w:t>
+        <w:t xml:space="preserve">with</w:t>
+      </w:r>
+      <w:r>
+        <w:t xml:space="preserve"> </w:t>
+      </w:r>
+      <w:r>
+        <w:t xml:space="preserve">lorsque c’est possible pour automatiser le nettoyage des ressources sans recourir explicitement à un bloc</w:t>
+      </w:r>
+      <w:r>
+        <w:t xml:space="preserve"> </w:t>
+      </w:r>
+      <w:r>
+        <w:rPr>
+          <w:rStyle w:val="VerbatimChar"/>
+        </w:rPr>
+        <w:t xml:space="preserve">finally</w:t>
+      </w:r>
+      <w:r>
+        <w:t xml:space="preserve">.</w:t>
       </w:r>
     </w:p>
     <w:p>
@@ -379,13 +579,13 @@
       </w:r>
     </w:p>
     <w:bookmarkEnd w:id="21"/>
-    <w:bookmarkStart w:id="22" w:name="contenu-dun-package"/>
+    <w:bookmarkStart w:id="22" w:name="emettre-une-exception-avec-throw"/>
     <w:p>
       <w:pPr>
         <w:pStyle w:val="Heading2"/>
       </w:pPr>
       <w:r>
-        <w:t xml:space="preserve">Contenu d’un package</w:t>
+        <w:t xml:space="preserve">Emettre une exception avec throw</w:t>
       </w:r>
     </w:p>
     <w:p>
@@ -393,16 +593,34 @@
         <w:pStyle w:val="FirstParagraph"/>
       </w:pPr>
       <w:r>
-        <w:t xml:space="preserve">Un package en Python est un répertoire contenant un fichier d’initialisation (</w:t>
+        <w:t xml:space="preserve">Il est possible d’émettre volontairement une exception à l’aide de l’instruction</w:t>
+      </w:r>
+      <w:r>
+        <w:t xml:space="preserve"> </w:t>
       </w:r>
       <w:r>
         <w:rPr>
           <w:rStyle w:val="VerbatimChar"/>
         </w:rPr>
-        <w:t xml:space="preserve">__init__.py</w:t>
-      </w:r>
-      <w:r>
-        <w:t xml:space="preserve">) et plusieurs modules sous forme de fichiers source, permettant de structurer une application modulaire.</w:t>
+        <w:t xml:space="preserve">raise</w:t>
+      </w:r>
+      <w:r>
+        <w:t xml:space="preserve"> </w:t>
+      </w:r>
+      <w:r>
+        <w:t xml:space="preserve">(similaire à</w:t>
+      </w:r>
+      <w:r>
+        <w:t xml:space="preserve"> </w:t>
+      </w:r>
+      <w:r>
+        <w:rPr>
+          <w:rStyle w:val="VerbatimChar"/>
+        </w:rPr>
+        <w:t xml:space="preserve">throw</w:t>
+      </w:r>
+      <w:r>
+        <w:t xml:space="preserve">) pour signaler qu’une règle métier ou une condition critique n’est pas respectée.</w:t>
       </w:r>
     </w:p>
     <w:p>
@@ -413,16 +631,124 @@
         <w:rPr>
           <w:rStyle w:val="CommentTok"/>
         </w:rPr>
-        <w:t xml:space="preserve"># Structure logique d'un appel à un sous-module de package</w:t>
-      </w:r>
-      <w:r>
-        <w:br/>
-      </w:r>
-      <w:r>
-        <w:rPr>
-          <w:rStyle w:val="CommentTok"/>
-        </w:rPr>
-        <w:t xml:space="preserve"># from mon_package import mon_module</w:t>
+        <w:t xml:space="preserve"># Émission d'une exception si l'âge est invalide</w:t>
+      </w:r>
+      <w:r>
+        <w:br/>
+      </w:r>
+      <w:r>
+        <w:rPr>
+          <w:rStyle w:val="NormalTok"/>
+        </w:rPr>
+        <w:t xml:space="preserve">age </w:t>
+      </w:r>
+      <w:r>
+        <w:rPr>
+          <w:rStyle w:val="OperatorTok"/>
+        </w:rPr>
+        <w:t xml:space="preserve">=</w:t>
+      </w:r>
+      <w:r>
+        <w:rPr>
+          <w:rStyle w:val="NormalTok"/>
+        </w:rPr>
+        <w:t xml:space="preserve"> </w:t>
+      </w:r>
+      <w:r>
+        <w:rPr>
+          <w:rStyle w:val="OperatorTok"/>
+        </w:rPr>
+        <w:t xml:space="preserve">-</w:t>
+      </w:r>
+      <w:r>
+        <w:rPr>
+          <w:rStyle w:val="DecValTok"/>
+        </w:rPr>
+        <w:t xml:space="preserve">5</w:t>
+      </w:r>
+      <w:r>
+        <w:br/>
+      </w:r>
+      <w:r>
+        <w:rPr>
+          <w:rStyle w:val="ControlFlowTok"/>
+        </w:rPr>
+        <w:t xml:space="preserve">if</w:t>
+      </w:r>
+      <w:r>
+        <w:rPr>
+          <w:rStyle w:val="NormalTok"/>
+        </w:rPr>
+        <w:t xml:space="preserve"> age </w:t>
+      </w:r>
+      <w:r>
+        <w:rPr>
+          <w:rStyle w:val="OperatorTok"/>
+        </w:rPr>
+        <w:t xml:space="preserve">&lt;</w:t>
+      </w:r>
+      <w:r>
+        <w:rPr>
+          <w:rStyle w:val="NormalTok"/>
+        </w:rPr>
+        <w:t xml:space="preserve"> </w:t>
+      </w:r>
+      <w:r>
+        <w:rPr>
+          <w:rStyle w:val="DecValTok"/>
+        </w:rPr>
+        <w:t xml:space="preserve">0</w:t>
+      </w:r>
+      <w:r>
+        <w:rPr>
+          <w:rStyle w:val="NormalTok"/>
+        </w:rPr>
+        <w:t xml:space="preserve">:</w:t>
+      </w:r>
+      <w:r>
+        <w:br/>
+      </w:r>
+      <w:r>
+        <w:rPr>
+          <w:rStyle w:val="NormalTok"/>
+        </w:rPr>
+        <w:t xml:space="preserve">    </w:t>
+      </w:r>
+      <w:r>
+        <w:rPr>
+          <w:rStyle w:val="ControlFlowTok"/>
+        </w:rPr>
+        <w:t xml:space="preserve">raise</w:t>
+      </w:r>
+      <w:r>
+        <w:rPr>
+          <w:rStyle w:val="NormalTok"/>
+        </w:rPr>
+        <w:t xml:space="preserve"> </w:t>
+      </w:r>
+      <w:r>
+        <w:rPr>
+          <w:rStyle w:val="PreprocessorTok"/>
+        </w:rPr>
+        <w:t xml:space="preserve">ValueError</w:t>
+      </w:r>
+      <w:r>
+        <w:rPr>
+          <w:rStyle w:val="NormalTok"/>
+        </w:rPr>
+        <w:t xml:space="preserve">(</w:t>
+      </w:r>
+      <w:r>
+        <w:rPr>
+          <w:rStyle w:val="StringTok"/>
+        </w:rPr>
+        <w:t xml:space="preserve">"L'âge ne peut pas être négatif"</w:t>
+      </w:r>
+      <w:r>
+        <w:rPr>
+          <w:rStyle w:val="NormalTok"/>
+        </w:rPr>
+        <w:t xml:space="preserve">)</w:t>
       </w:r>
     </w:p>
     <w:p>
@@ -430,7 +756,7 @@
         <w:pStyle w:val="BlockText"/>
       </w:pPr>
       <w:r>
-        <w:t xml:space="preserve">💡 Le fichier</w:t>
+        <w:t xml:space="preserve">💡 Créez vos propres classes d’exceptions personnalisées en héritant de la classe</w:t>
       </w:r>
       <w:r>
         <w:t xml:space="preserve"> </w:t>
@@ -439,13 +765,13 @@
         <w:rPr>
           <w:rStyle w:val="VerbatimChar"/>
         </w:rPr>
-        <w:t xml:space="preserve">__init__.py</w:t>
-      </w:r>
-      <w:r>
-        <w:t xml:space="preserve"> </w:t>
-      </w:r>
-      <w:r>
-        <w:t xml:space="preserve">(qui peut être vide dans les versions récentes de Python) indique explicitement à l’interpréteur que le dossier doit être traité comme un package.</w:t>
+        <w:t xml:space="preserve">Exception</w:t>
+      </w:r>
+      <w:r>
+        <w:t xml:space="preserve"> </w:t>
+      </w:r>
+      <w:r>
+        <w:t xml:space="preserve">de base pour affiner la gestion des erreurs spécifiques à votre domaine métier.</w:t>
       </w:r>
     </w:p>
     <w:p>
@@ -456,38 +782,606 @@
       </w:r>
     </w:p>
     <w:bookmarkEnd w:id="22"/>
-    <w:bookmarkStart w:id="23" w:name="chemin-daccès"/>
+    <w:bookmarkStart w:id="23" w:name="exemple-de-synthèse"/>
     <w:p>
       <w:pPr>
         <w:pStyle w:val="Heading2"/>
       </w:pPr>
       <w:r>
-        <w:t xml:space="preserve">chemin d’accès</w:t>
+        <w:t xml:space="preserve">Exemple de synthèse</w:t>
       </w:r>
     </w:p>
     <w:p>
       <w:pPr>
-        <w:pStyle w:val="FirstParagraph"/>
-      </w:pPr>
-      <w:r>
-        <w:t xml:space="preserve">La gestion des chemins d’accès permet de localiser avec précision les fichiers et répertoires sur le disque dur, garantissant la portabilité de vos scripts d’un système à un autre.</w:t>
-      </w:r>
-    </w:p>
-    <w:p>
-      <w:pPr>
         <w:pStyle w:val="SourceCode"/>
       </w:pPr>
       <w:r>
         <w:rPr>
+          <w:rStyle w:val="CommentTok"/>
+        </w:rPr>
+        <w:t xml:space="preserve"># Programme complet combinant try, except, finally et la levée d'une exception avec raise</w:t>
+      </w:r>
+      <w:r>
+        <w:br/>
+      </w:r>
+      <w:r>
+        <w:br/>
+      </w:r>
+      <w:r>
+        <w:rPr>
+          <w:rStyle w:val="KeywordTok"/>
+        </w:rPr>
+        <w:t xml:space="preserve">def</w:t>
+      </w:r>
+      <w:r>
+        <w:rPr>
+          <w:rStyle w:val="NormalTok"/>
+        </w:rPr>
+        <w:t xml:space="preserve"> convertir_et_diviser(valeur_str, diviseur_str):</w:t>
+      </w:r>
+      <w:r>
+        <w:br/>
+      </w:r>
+      <w:r>
+        <w:rPr>
+          <w:rStyle w:val="NormalTok"/>
+        </w:rPr>
+        <w:t xml:space="preserve">    </w:t>
+      </w:r>
+      <w:r>
+        <w:rPr>
+          <w:rStyle w:val="CommentTok"/>
+        </w:rPr>
+        <w:t xml:space="preserve">"""Convertit deux chaînes en entiers et réalise une division sécurisée."""</w:t>
+      </w:r>
+      <w:r>
+        <w:br/>
+      </w:r>
+      <w:r>
+        <w:rPr>
+          <w:rStyle w:val="NormalTok"/>
+        </w:rPr>
+        <w:t xml:space="preserve">    </w:t>
+      </w:r>
+      <w:r>
+        <w:rPr>
+          <w:rStyle w:val="ControlFlowTok"/>
+        </w:rPr>
+        <w:t xml:space="preserve">try</w:t>
+      </w:r>
+      <w:r>
+        <w:rPr>
+          <w:rStyle w:val="NormalTok"/>
+        </w:rPr>
+        <w:t xml:space="preserve">:</w:t>
+      </w:r>
+      <w:r>
+        <w:br/>
+      </w:r>
+      <w:r>
+        <w:rPr>
+          <w:rStyle w:val="NormalTok"/>
+        </w:rPr>
+        <w:t xml:space="preserve">        valeur </w:t>
+      </w:r>
+      <w:r>
+        <w:rPr>
+          <w:rStyle w:val="OperatorTok"/>
+        </w:rPr>
+        <w:t xml:space="preserve">=</w:t>
+      </w:r>
+      <w:r>
+        <w:rPr>
+          <w:rStyle w:val="NormalTok"/>
+        </w:rPr>
+        <w:t xml:space="preserve"> </w:t>
+      </w:r>
+      <w:r>
+        <w:rPr>
+          <w:rStyle w:val="BuiltInTok"/>
+        </w:rPr>
+        <w:t xml:space="preserve">int</w:t>
+      </w:r>
+      <w:r>
+        <w:rPr>
+          <w:rStyle w:val="NormalTok"/>
+        </w:rPr>
+        <w:t xml:space="preserve">(valeur_str)</w:t>
+      </w:r>
+      <w:r>
+        <w:br/>
+      </w:r>
+      <w:r>
+        <w:rPr>
+          <w:rStyle w:val="NormalTok"/>
+        </w:rPr>
+        <w:t xml:space="preserve">        diviseur </w:t>
+      </w:r>
+      <w:r>
+        <w:rPr>
+          <w:rStyle w:val="OperatorTok"/>
+        </w:rPr>
+        <w:t xml:space="preserve">=</w:t>
+      </w:r>
+      <w:r>
+        <w:rPr>
+          <w:rStyle w:val="NormalTok"/>
+        </w:rPr>
+        <w:t xml:space="preserve"> </w:t>
+      </w:r>
+      <w:r>
+        <w:rPr>
+          <w:rStyle w:val="BuiltInTok"/>
+        </w:rPr>
+        <w:t xml:space="preserve">int</w:t>
+      </w:r>
+      <w:r>
+        <w:rPr>
+          <w:rStyle w:val="NormalTok"/>
+        </w:rPr>
+        <w:t xml:space="preserve">(diviseur_str)</w:t>
+      </w:r>
+      <w:r>
+        <w:br/>
+      </w:r>
+      <w:r>
+        <w:rPr>
+          <w:rStyle w:val="NormalTok"/>
+        </w:rPr>
+        <w:t xml:space="preserve">        </w:t>
+      </w:r>
+      <w:r>
+        <w:br/>
+      </w:r>
+      <w:r>
+        <w:rPr>
+          <w:rStyle w:val="NormalTok"/>
+        </w:rPr>
+        <w:t xml:space="preserve">        </w:t>
+      </w:r>
+      <w:r>
+        <w:rPr>
+          <w:rStyle w:val="CommentTok"/>
+        </w:rPr>
+        <w:t xml:space="preserve"># Émission d'une exception personnalisée si le diviseur est nul</w:t>
+      </w:r>
+      <w:r>
+        <w:br/>
+      </w:r>
+      <w:r>
+        <w:rPr>
+          <w:rStyle w:val="NormalTok"/>
+        </w:rPr>
+        <w:t xml:space="preserve">        </w:t>
+      </w:r>
+      <w:r>
+        <w:rPr>
+          <w:rStyle w:val="ControlFlowTok"/>
+        </w:rPr>
+        <w:t xml:space="preserve">if</w:t>
+      </w:r>
+      <w:r>
+        <w:rPr>
+          <w:rStyle w:val="NormalTok"/>
+        </w:rPr>
+        <w:t xml:space="preserve"> diviseur </w:t>
+      </w:r>
+      <w:r>
+        <w:rPr>
+          <w:rStyle w:val="OperatorTok"/>
+        </w:rPr>
+        <w:t xml:space="preserve">==</w:t>
+      </w:r>
+      <w:r>
+        <w:rPr>
+          <w:rStyle w:val="NormalTok"/>
+        </w:rPr>
+        <w:t xml:space="preserve"> </w:t>
+      </w:r>
+      <w:r>
+        <w:rPr>
+          <w:rStyle w:val="DecValTok"/>
+        </w:rPr>
+        <w:t xml:space="preserve">0</w:t>
+      </w:r>
+      <w:r>
+        <w:rPr>
+          <w:rStyle w:val="NormalTok"/>
+        </w:rPr>
+        <w:t xml:space="preserve">:</w:t>
+      </w:r>
+      <w:r>
+        <w:br/>
+      </w:r>
+      <w:r>
+        <w:rPr>
+          <w:rStyle w:val="NormalTok"/>
+        </w:rPr>
+        <w:t xml:space="preserve">            </w:t>
+      </w:r>
+      <w:r>
+        <w:rPr>
+          <w:rStyle w:val="ControlFlowTok"/>
+        </w:rPr>
+        <w:t xml:space="preserve">raise</w:t>
+      </w:r>
+      <w:r>
+        <w:rPr>
+          <w:rStyle w:val="NormalTok"/>
+        </w:rPr>
+        <w:t xml:space="preserve"> </w:t>
+      </w:r>
+      <w:r>
+        <w:rPr>
+          <w:rStyle w:val="PreprocessorTok"/>
+        </w:rPr>
+        <w:t xml:space="preserve">ZeroDivisionError</w:t>
+      </w:r>
+      <w:r>
+        <w:rPr>
+          <w:rStyle w:val="NormalTok"/>
+        </w:rPr>
+        <w:t xml:space="preserve">(</w:t>
+      </w:r>
+      <w:r>
+        <w:rPr>
+          <w:rStyle w:val="StringTok"/>
+        </w:rPr>
+        <w:t xml:space="preserve">"Le diviseur ne peut pas être égal à zéro."</w:t>
+      </w:r>
+      <w:r>
+        <w:rPr>
+          <w:rStyle w:val="NormalTok"/>
+        </w:rPr>
+        <w:t xml:space="preserve">)</w:t>
+      </w:r>
+      <w:r>
+        <w:br/>
+      </w:r>
+      <w:r>
+        <w:rPr>
+          <w:rStyle w:val="NormalTok"/>
+        </w:rPr>
+        <w:t xml:space="preserve">            </w:t>
+      </w:r>
+      <w:r>
+        <w:br/>
+      </w:r>
+      <w:r>
+        <w:rPr>
+          <w:rStyle w:val="NormalTok"/>
+        </w:rPr>
+        <w:t xml:space="preserve">        quotient </w:t>
+      </w:r>
+      <w:r>
+        <w:rPr>
+          <w:rStyle w:val="OperatorTok"/>
+        </w:rPr>
+        <w:t xml:space="preserve">=</w:t>
+      </w:r>
+      <w:r>
+        <w:rPr>
+          <w:rStyle w:val="NormalTok"/>
+        </w:rPr>
+        <w:t xml:space="preserve"> valeur </w:t>
+      </w:r>
+      <w:r>
+        <w:rPr>
+          <w:rStyle w:val="OperatorTok"/>
+        </w:rPr>
+        <w:t xml:space="preserve">/</w:t>
+      </w:r>
+      <w:r>
+        <w:rPr>
+          <w:rStyle w:val="NormalTok"/>
+        </w:rPr>
+        <w:t xml:space="preserve"> diviseur</w:t>
+      </w:r>
+      <w:r>
+        <w:br/>
+      </w:r>
+      <w:r>
+        <w:rPr>
+          <w:rStyle w:val="NormalTok"/>
+        </w:rPr>
+        <w:t xml:space="preserve">    </w:t>
+      </w:r>
+      <w:r>
+        <w:rPr>
+          <w:rStyle w:val="ControlFlowTok"/>
+        </w:rPr>
+        <w:t xml:space="preserve">except</w:t>
+      </w:r>
+      <w:r>
+        <w:rPr>
+          <w:rStyle w:val="NormalTok"/>
+        </w:rPr>
+        <w:t xml:space="preserve"> </w:t>
+      </w:r>
+      <w:r>
+        <w:rPr>
+          <w:rStyle w:val="PreprocessorTok"/>
+        </w:rPr>
+        <w:t xml:space="preserve">ValueError</w:t>
+      </w:r>
+      <w:r>
+        <w:rPr>
+          <w:rStyle w:val="NormalTok"/>
+        </w:rPr>
+        <w:t xml:space="preserve"> </w:t>
+      </w:r>
+      <w:r>
+        <w:rPr>
           <w:rStyle w:val="ImportTok"/>
         </w:rPr>
-        <w:t xml:space="preserve">import</w:t>
-      </w:r>
-      <w:r>
-        <w:rPr>
-          <w:rStyle w:val="NormalTok"/>
-        </w:rPr>
-        <w:t xml:space="preserve"> os</w:t>
+        <w:t xml:space="preserve">as</w:t>
+      </w:r>
+      <w:r>
+        <w:rPr>
+          <w:rStyle w:val="NormalTok"/>
+        </w:rPr>
+        <w:t xml:space="preserve"> e:</w:t>
+      </w:r>
+      <w:r>
+        <w:br/>
+      </w:r>
+      <w:r>
+        <w:rPr>
+          <w:rStyle w:val="NormalTok"/>
+        </w:rPr>
+        <w:t xml:space="preserve">        </w:t>
+      </w:r>
+      <w:r>
+        <w:rPr>
+          <w:rStyle w:val="ControlFlowTok"/>
+        </w:rPr>
+        <w:t xml:space="preserve">return</w:t>
+      </w:r>
+      <w:r>
+        <w:rPr>
+          <w:rStyle w:val="NormalTok"/>
+        </w:rPr>
+        <w:t xml:space="preserve"> </w:t>
+      </w:r>
+      <w:r>
+        <w:rPr>
+          <w:rStyle w:val="SpecialStringTok"/>
+        </w:rPr>
+        <w:t xml:space="preserve">f"Erreur de format numérique : </w:t>
+      </w:r>
+      <w:r>
+        <w:rPr>
+          <w:rStyle w:val="SpecialCharTok"/>
+        </w:rPr>
+        <w:t xml:space="preserve">{</w:t>
+      </w:r>
+      <w:r>
+        <w:rPr>
+          <w:rStyle w:val="NormalTok"/>
+        </w:rPr>
+        <w:t xml:space="preserve">e</w:t>
+      </w:r>
+      <w:r>
+        <w:rPr>
+          <w:rStyle w:val="SpecialCharTok"/>
+        </w:rPr>
+        <w:t xml:space="preserve">}</w:t>
+      </w:r>
+      <w:r>
+        <w:rPr>
+          <w:rStyle w:val="SpecialStringTok"/>
+        </w:rPr>
+        <w:t xml:space="preserve">"</w:t>
+      </w:r>
+      <w:r>
+        <w:br/>
+      </w:r>
+      <w:r>
+        <w:rPr>
+          <w:rStyle w:val="NormalTok"/>
+        </w:rPr>
+        <w:t xml:space="preserve">    </w:t>
+      </w:r>
+      <w:r>
+        <w:rPr>
+          <w:rStyle w:val="ControlFlowTok"/>
+        </w:rPr>
+        <w:t xml:space="preserve">except</w:t>
+      </w:r>
+      <w:r>
+        <w:rPr>
+          <w:rStyle w:val="NormalTok"/>
+        </w:rPr>
+        <w:t xml:space="preserve"> </w:t>
+      </w:r>
+      <w:r>
+        <w:rPr>
+          <w:rStyle w:val="PreprocessorTok"/>
+        </w:rPr>
+        <w:t xml:space="preserve">ZeroDivisionError</w:t>
+      </w:r>
+      <w:r>
+        <w:rPr>
+          <w:rStyle w:val="NormalTok"/>
+        </w:rPr>
+        <w:t xml:space="preserve"> </w:t>
+      </w:r>
+      <w:r>
+        <w:rPr>
+          <w:rStyle w:val="ImportTok"/>
+        </w:rPr>
+        <w:t xml:space="preserve">as</w:t>
+      </w:r>
+      <w:r>
+        <w:rPr>
+          <w:rStyle w:val="NormalTok"/>
+        </w:rPr>
+        <w:t xml:space="preserve"> e:</w:t>
+      </w:r>
+      <w:r>
+        <w:br/>
+      </w:r>
+      <w:r>
+        <w:rPr>
+          <w:rStyle w:val="NormalTok"/>
+        </w:rPr>
+        <w:t xml:space="preserve">        </w:t>
+      </w:r>
+      <w:r>
+        <w:rPr>
+          <w:rStyle w:val="ControlFlowTok"/>
+        </w:rPr>
+        <w:t xml:space="preserve">return</w:t>
+      </w:r>
+      <w:r>
+        <w:rPr>
+          <w:rStyle w:val="NormalTok"/>
+        </w:rPr>
+        <w:t xml:space="preserve"> </w:t>
+      </w:r>
+      <w:r>
+        <w:rPr>
+          <w:rStyle w:val="SpecialStringTok"/>
+        </w:rPr>
+        <w:t xml:space="preserve">f"Erreur mathématique : </w:t>
+      </w:r>
+      <w:r>
+        <w:rPr>
+          <w:rStyle w:val="SpecialCharTok"/>
+        </w:rPr>
+        <w:t xml:space="preserve">{</w:t>
+      </w:r>
+      <w:r>
+        <w:rPr>
+          <w:rStyle w:val="NormalTok"/>
+        </w:rPr>
+        <w:t xml:space="preserve">e</w:t>
+      </w:r>
+      <w:r>
+        <w:rPr>
+          <w:rStyle w:val="SpecialCharTok"/>
+        </w:rPr>
+        <w:t xml:space="preserve">}</w:t>
+      </w:r>
+      <w:r>
+        <w:rPr>
+          <w:rStyle w:val="SpecialStringTok"/>
+        </w:rPr>
+        <w:t xml:space="preserve">"</w:t>
+      </w:r>
+      <w:r>
+        <w:br/>
+      </w:r>
+      <w:r>
+        <w:rPr>
+          <w:rStyle w:val="NormalTok"/>
+        </w:rPr>
+        <w:t xml:space="preserve">    </w:t>
+      </w:r>
+      <w:r>
+        <w:rPr>
+          <w:rStyle w:val="ControlFlowTok"/>
+        </w:rPr>
+        <w:t xml:space="preserve">finally</w:t>
+      </w:r>
+      <w:r>
+        <w:rPr>
+          <w:rStyle w:val="NormalTok"/>
+        </w:rPr>
+        <w:t xml:space="preserve">:</w:t>
+      </w:r>
+      <w:r>
+        <w:br/>
+      </w:r>
+      <w:r>
+        <w:rPr>
+          <w:rStyle w:val="NormalTok"/>
+        </w:rPr>
+        <w:t xml:space="preserve">        </w:t>
+      </w:r>
+      <w:r>
+        <w:rPr>
+          <w:rStyle w:val="BuiltInTok"/>
+        </w:rPr>
+        <w:t xml:space="preserve">print</w:t>
+      </w:r>
+      <w:r>
+        <w:rPr>
+          <w:rStyle w:val="NormalTok"/>
+        </w:rPr>
+        <w:t xml:space="preserve">(</w:t>
+      </w:r>
+      <w:r>
+        <w:rPr>
+          <w:rStyle w:val="StringTok"/>
+        </w:rPr>
+        <w:t xml:space="preserve">"Fin de l'opération de calcul sécurisée."</w:t>
+      </w:r>
+      <w:r>
+        <w:rPr>
+          <w:rStyle w:val="NormalTok"/>
+        </w:rPr>
+        <w:t xml:space="preserve">)</w:t>
+      </w:r>
+      <w:r>
+        <w:br/>
+      </w:r>
+      <w:r>
+        <w:rPr>
+          <w:rStyle w:val="NormalTok"/>
+        </w:rPr>
+        <w:t xml:space="preserve">        </w:t>
+      </w:r>
+      <w:r>
+        <w:br/>
+      </w:r>
+      <w:r>
+        <w:rPr>
+          <w:rStyle w:val="NormalTok"/>
+        </w:rPr>
+        <w:t xml:space="preserve">    </w:t>
+      </w:r>
+      <w:r>
+        <w:rPr>
+          <w:rStyle w:val="ControlFlowTok"/>
+        </w:rPr>
+        <w:t xml:space="preserve">return</w:t>
+      </w:r>
+      <w:r>
+        <w:rPr>
+          <w:rStyle w:val="NormalTok"/>
+        </w:rPr>
+        <w:t xml:space="preserve"> </w:t>
+      </w:r>
+      <w:r>
+        <w:rPr>
+          <w:rStyle w:val="SpecialStringTok"/>
+        </w:rPr>
+        <w:t xml:space="preserve">f"Résultat du calcul : </w:t>
+      </w:r>
+      <w:r>
+        <w:rPr>
+          <w:rStyle w:val="SpecialCharTok"/>
+        </w:rPr>
+        <w:t xml:space="preserve">{</w:t>
+      </w:r>
+      <w:r>
+        <w:rPr>
+          <w:rStyle w:val="NormalTok"/>
+        </w:rPr>
+        <w:t xml:space="preserve">quotient</w:t>
+      </w:r>
+      <w:r>
+        <w:rPr>
+          <w:rStyle w:val="SpecialCharTok"/>
+        </w:rPr>
+        <w:t xml:space="preserve">}</w:t>
+      </w:r>
+      <w:r>
+        <w:rPr>
+          <w:rStyle w:val="SpecialStringTok"/>
+        </w:rPr>
+        <w:t xml:space="preserve">"</w:t>
       </w:r>
       <w:r>
         <w:br/>
@@ -499,1204 +1393,89 @@
         <w:rPr>
           <w:rStyle w:val="CommentTok"/>
         </w:rPr>
-        <w:t xml:space="preserve"># Récupération du chemin absolu du répertoire courant</w:t>
-      </w:r>
-      <w:r>
-        <w:br/>
-      </w:r>
-      <w:r>
-        <w:rPr>
-          <w:rStyle w:val="NormalTok"/>
-        </w:rPr>
-        <w:t xml:space="preserve">chemin_courant </w:t>
-      </w:r>
-      <w:r>
-        <w:rPr>
-          <w:rStyle w:val="OperatorTok"/>
-        </w:rPr>
-        <w:t xml:space="preserve">=</w:t>
-      </w:r>
-      <w:r>
-        <w:rPr>
-          <w:rStyle w:val="NormalTok"/>
-        </w:rPr>
-        <w:t xml:space="preserve"> os.getcwd()</w:t>
-      </w:r>
-    </w:p>
-    <w:p>
-      <w:pPr>
-        <w:pStyle w:val="BlockText"/>
-      </w:pPr>
-      <w:r>
-        <w:t xml:space="preserve">💡 Privilégiez l’utilisation du module moderne</w:t>
-      </w:r>
-      <w:r>
-        <w:t xml:space="preserve"> </w:t>
-      </w:r>
-      <w:r>
-        <w:rPr>
-          <w:rStyle w:val="VerbatimChar"/>
-        </w:rPr>
-        <w:t xml:space="preserve">pathlib</w:t>
-      </w:r>
-      <w:r>
-        <w:t xml:space="preserve"> </w:t>
-      </w:r>
-      <w:r>
-        <w:t xml:space="preserve">pour manipuler les chemins d’accès de manière orientée objet et indépendante du système d’exploitation.</w:t>
-      </w:r>
-    </w:p>
-    <w:p>
-      <w:r>
-        <w:pict>
-          <v:rect style="width:0;height:1.5pt" o:hralign="center" o:hrstd="t" o:hr="t"/>
-        </w:pict>
+        <w:t xml:space="preserve"># Test de la fonction avec des valeurs littérales</w:t>
+      </w:r>
+      <w:r>
+        <w:br/>
+      </w:r>
+      <w:r>
+        <w:rPr>
+          <w:rStyle w:val="BuiltInTok"/>
+        </w:rPr>
+        <w:t xml:space="preserve">print</w:t>
+      </w:r>
+      <w:r>
+        <w:rPr>
+          <w:rStyle w:val="NormalTok"/>
+        </w:rPr>
+        <w:t xml:space="preserve">(convertir_et_diviser(</w:t>
+      </w:r>
+      <w:r>
+        <w:rPr>
+          <w:rStyle w:val="StringTok"/>
+        </w:rPr>
+        <w:t xml:space="preserve">"100"</w:t>
+      </w:r>
+      <w:r>
+        <w:rPr>
+          <w:rStyle w:val="NormalTok"/>
+        </w:rPr>
+        <w:t xml:space="preserve">, </w:t>
+      </w:r>
+      <w:r>
+        <w:rPr>
+          <w:rStyle w:val="StringTok"/>
+        </w:rPr>
+        <w:t xml:space="preserve">"4"</w:t>
+      </w:r>
+      <w:r>
+        <w:rPr>
+          <w:rStyle w:val="NormalTok"/>
+        </w:rPr>
+        <w:t xml:space="preserve">))</w:t>
+      </w:r>
+      <w:r>
+        <w:br/>
+      </w:r>
+      <w:r>
+        <w:rPr>
+          <w:rStyle w:val="BuiltInTok"/>
+        </w:rPr>
+        <w:t xml:space="preserve">print</w:t>
+      </w:r>
+      <w:r>
+        <w:rPr>
+          <w:rStyle w:val="NormalTok"/>
+        </w:rPr>
+        <w:t xml:space="preserve">(convertir_et_diviser(</w:t>
+      </w:r>
+      <w:r>
+        <w:rPr>
+          <w:rStyle w:val="StringTok"/>
+        </w:rPr>
+        <w:t xml:space="preserve">"50"</w:t>
+      </w:r>
+      <w:r>
+        <w:rPr>
+          <w:rStyle w:val="NormalTok"/>
+        </w:rPr>
+        <w:t xml:space="preserve">, </w:t>
+      </w:r>
+      <w:r>
+        <w:rPr>
+          <w:rStyle w:val="StringTok"/>
+        </w:rPr>
+        <w:t xml:space="preserve">"0"</w:t>
+      </w:r>
+      <w:r>
+        <w:rPr>
+          <w:rStyle w:val="NormalTok"/>
+        </w:rPr>
+        <w:t xml:space="preserve">))</w:t>
       </w:r>
     </w:p>
     <w:bookmarkEnd w:id="23"/>
-    <w:bookmarkStart w:id="24" w:name="X07c9ee8d845e39b640f34a8b9f23edc20c3a17c"/>
-    <w:p>
-      <w:pPr>
-        <w:pStyle w:val="Heading2"/>
-      </w:pPr>
-      <w:r>
-        <w:t xml:space="preserve">package standards os, os.path, path et zlib</w:t>
-      </w:r>
-    </w:p>
-    <w:p>
-      <w:pPr>
-        <w:pStyle w:val="FirstParagraph"/>
-      </w:pPr>
-      <w:r>
-        <w:t xml:space="preserve">La bibliothèque standard de Python intègre de nombreux modules puissants comme</w:t>
-      </w:r>
-      <w:r>
-        <w:t xml:space="preserve"> </w:t>
-      </w:r>
-      <w:r>
-        <w:rPr>
-          <w:rStyle w:val="VerbatimChar"/>
-        </w:rPr>
-        <w:t xml:space="preserve">os</w:t>
-      </w:r>
-      <w:r>
-        <w:t xml:space="preserve">,</w:t>
-      </w:r>
-      <w:r>
-        <w:t xml:space="preserve"> </w:t>
-      </w:r>
-      <w:r>
-        <w:rPr>
-          <w:rStyle w:val="VerbatimChar"/>
-        </w:rPr>
-        <w:t xml:space="preserve">os.path</w:t>
-      </w:r>
-      <w:r>
-        <w:t xml:space="preserve"> </w:t>
-      </w:r>
-      <w:r>
-        <w:t xml:space="preserve">et</w:t>
-      </w:r>
-      <w:r>
-        <w:t xml:space="preserve"> </w:t>
-      </w:r>
-      <w:r>
-        <w:rPr>
-          <w:rStyle w:val="VerbatimChar"/>
-        </w:rPr>
-        <w:t xml:space="preserve">zlib</w:t>
-      </w:r>
-      <w:r>
-        <w:t xml:space="preserve"> </w:t>
-      </w:r>
-      <w:r>
-        <w:t xml:space="preserve">pour interagir avec le système d’exploitation et compresser des données.</w:t>
-      </w:r>
-    </w:p>
-    <w:p>
-      <w:pPr>
-        <w:pStyle w:val="SourceCode"/>
-      </w:pPr>
-      <w:r>
-        <w:rPr>
-          <w:rStyle w:val="ImportTok"/>
-        </w:rPr>
-        <w:t xml:space="preserve">import</w:t>
-      </w:r>
-      <w:r>
-        <w:rPr>
-          <w:rStyle w:val="NormalTok"/>
-        </w:rPr>
-        <w:t xml:space="preserve"> os.path</w:t>
-      </w:r>
-      <w:r>
-        <w:br/>
-      </w:r>
-      <w:r>
-        <w:br/>
-      </w:r>
-      <w:r>
-        <w:rPr>
-          <w:rStyle w:val="CommentTok"/>
-        </w:rPr>
-        <w:t xml:space="preserve"># Vérification de l'existence d'un fichier</w:t>
-      </w:r>
-      <w:r>
-        <w:br/>
-      </w:r>
-      <w:r>
-        <w:rPr>
-          <w:rStyle w:val="NormalTok"/>
-        </w:rPr>
-        <w:t xml:space="preserve">existe </w:t>
-      </w:r>
-      <w:r>
-        <w:rPr>
-          <w:rStyle w:val="OperatorTok"/>
-        </w:rPr>
-        <w:t xml:space="preserve">=</w:t>
-      </w:r>
-      <w:r>
-        <w:rPr>
-          <w:rStyle w:val="NormalTok"/>
-        </w:rPr>
-        <w:t xml:space="preserve"> os.path.exists(</w:t>
-      </w:r>
-      <w:r>
-        <w:rPr>
-          <w:rStyle w:val="StringTok"/>
-        </w:rPr>
-        <w:t xml:space="preserve">"config.json"</w:t>
-      </w:r>
-      <w:r>
-        <w:rPr>
-          <w:rStyle w:val="NormalTok"/>
-        </w:rPr>
-        <w:t xml:space="preserve">)</w:t>
-      </w:r>
-    </w:p>
-    <w:p>
-      <w:pPr>
-        <w:pStyle w:val="BlockText"/>
-      </w:pPr>
-      <w:r>
-        <w:t xml:space="preserve">💡 Explorez d’abord la bibliothèque standard avant d’installer des packages tiers, car elle couvre déjà la majorité des besoins basiques en manipulation système.</w:t>
-      </w:r>
-    </w:p>
-    <w:p>
-      <w:r>
-        <w:pict>
-          <v:rect style="width:0;height:1.5pt" o:hralign="center" o:hrstd="t" o:hr="t"/>
-        </w:pict>
-      </w:r>
-    </w:p>
-    <w:bookmarkEnd w:id="24"/>
-    <w:bookmarkStart w:id="25" w:name="X3568fe4bbfe59fee0de9dc28675bfd97d93f305"/>
-    <w:p>
-      <w:pPr>
-        <w:pStyle w:val="Heading2"/>
-      </w:pPr>
-      <w:r>
-        <w:t xml:space="preserve">Gestion des répertoires - mkdir, listdir, walk, move, rmdir</w:t>
-      </w:r>
-    </w:p>
-    <w:p>
-      <w:pPr>
-        <w:pStyle w:val="FirstParagraph"/>
-      </w:pPr>
-      <w:r>
-        <w:t xml:space="preserve">La manipulation des répertoires permet de créer, parcourir, déplacer ou supprimer des dossiers de manière automatisée au sein de vos scripts.</w:t>
-      </w:r>
-    </w:p>
-    <w:p>
-      <w:pPr>
-        <w:pStyle w:val="SourceCode"/>
-      </w:pPr>
-      <w:r>
-        <w:rPr>
-          <w:rStyle w:val="ImportTok"/>
-        </w:rPr>
-        <w:t xml:space="preserve">import</w:t>
-      </w:r>
-      <w:r>
-        <w:rPr>
-          <w:rStyle w:val="NormalTok"/>
-        </w:rPr>
-        <w:t xml:space="preserve"> os</w:t>
-      </w:r>
-      <w:r>
-        <w:br/>
-      </w:r>
-      <w:r>
-        <w:br/>
-      </w:r>
-      <w:r>
-        <w:rPr>
-          <w:rStyle w:val="CommentTok"/>
-        </w:rPr>
-        <w:t xml:space="preserve"># Création d'un nouveau répertoire de travail</w:t>
-      </w:r>
-      <w:r>
-        <w:br/>
-      </w:r>
-      <w:r>
-        <w:rPr>
-          <w:rStyle w:val="NormalTok"/>
-        </w:rPr>
-        <w:t xml:space="preserve">os.makedirs(</w:t>
-      </w:r>
-      <w:r>
-        <w:rPr>
-          <w:rStyle w:val="StringTok"/>
-        </w:rPr>
-        <w:t xml:space="preserve">"nouveau_dossier"</w:t>
-      </w:r>
-      <w:r>
-        <w:rPr>
-          <w:rStyle w:val="NormalTok"/>
-        </w:rPr>
-        <w:t xml:space="preserve">, exist_ok</w:t>
-      </w:r>
-      <w:r>
-        <w:rPr>
-          <w:rStyle w:val="OperatorTok"/>
-        </w:rPr>
-        <w:t xml:space="preserve">=</w:t>
-      </w:r>
-      <w:r>
-        <w:rPr>
-          <w:rStyle w:val="VariableTok"/>
-        </w:rPr>
-        <w:t xml:space="preserve">True</w:t>
-      </w:r>
-      <w:r>
-        <w:rPr>
-          <w:rStyle w:val="NormalTok"/>
-        </w:rPr>
-        <w:t xml:space="preserve">)</w:t>
-      </w:r>
-    </w:p>
-    <w:p>
-      <w:pPr>
-        <w:pStyle w:val="BlockText"/>
-      </w:pPr>
-      <w:r>
-        <w:t xml:space="preserve">💡 Utilisez l’argument</w:t>
-      </w:r>
-      <w:r>
-        <w:t xml:space="preserve"> </w:t>
-      </w:r>
-      <w:r>
-        <w:rPr>
-          <w:rStyle w:val="VerbatimChar"/>
-        </w:rPr>
-        <w:t xml:space="preserve">exist_ok=True</w:t>
-      </w:r>
-      <w:r>
-        <w:t xml:space="preserve"> </w:t>
-      </w:r>
-      <w:r>
-        <w:t xml:space="preserve">lors de la création de dossiers pour éviter de déclencher une exception si le répertoire existe déjà.</w:t>
-      </w:r>
-    </w:p>
-    <w:p>
-      <w:r>
-        <w:pict>
-          <v:rect style="width:0;height:1.5pt" o:hralign="center" o:hrstd="t" o:hr="t"/>
-        </w:pict>
-      </w:r>
-    </w:p>
-    <w:bookmarkEnd w:id="25"/>
-    <w:bookmarkStart w:id="26" w:name="X8a4d2d792964ddc2b1d41283d7b6b324341b365"/>
-    <w:p>
-      <w:pPr>
-        <w:pStyle w:val="Heading2"/>
-      </w:pPr>
-      <w:r>
-        <w:t xml:space="preserve">Gestion des fichiers - open, read, write, seek, tell, zip</w:t>
-      </w:r>
-    </w:p>
-    <w:p>
-      <w:pPr>
-        <w:pStyle w:val="FirstParagraph"/>
-      </w:pPr>
-      <w:r>
-        <w:t xml:space="preserve">La gestion des fichiers bas niveau permet d’ouvrir, de lire, d’écrire, de positionner le curseur (</w:t>
-      </w:r>
-      <w:r>
-        <w:rPr>
-          <w:rStyle w:val="VerbatimChar"/>
-        </w:rPr>
-        <w:t xml:space="preserve">seek</w:t>
-      </w:r>
-      <w:r>
-        <w:t xml:space="preserve">,</w:t>
-      </w:r>
-      <w:r>
-        <w:t xml:space="preserve"> </w:t>
-      </w:r>
-      <w:r>
-        <w:rPr>
-          <w:rStyle w:val="VerbatimChar"/>
-        </w:rPr>
-        <w:t xml:space="preserve">tell</w:t>
-      </w:r>
-      <w:r>
-        <w:t xml:space="preserve">) et de manipuler des archives compressées (</w:t>
-      </w:r>
-      <w:r>
-        <w:rPr>
-          <w:rStyle w:val="VerbatimChar"/>
-        </w:rPr>
-        <w:t xml:space="preserve">zip</w:t>
-      </w:r>
-      <w:r>
-        <w:t xml:space="preserve">).</w:t>
-      </w:r>
-    </w:p>
-    <w:p>
-      <w:pPr>
-        <w:pStyle w:val="SourceCode"/>
-      </w:pPr>
-      <w:r>
-        <w:rPr>
-          <w:rStyle w:val="CommentTok"/>
-        </w:rPr>
-        <w:t xml:space="preserve"># Ouverture et écriture sécurisée dans un fichier texte</w:t>
-      </w:r>
-      <w:r>
-        <w:br/>
-      </w:r>
-      <w:r>
-        <w:rPr>
-          <w:rStyle w:val="ControlFlowTok"/>
-        </w:rPr>
-        <w:t xml:space="preserve">with</w:t>
-      </w:r>
-      <w:r>
-        <w:rPr>
-          <w:rStyle w:val="NormalTok"/>
-        </w:rPr>
-        <w:t xml:space="preserve"> </w:t>
-      </w:r>
-      <w:r>
-        <w:rPr>
-          <w:rStyle w:val="BuiltInTok"/>
-        </w:rPr>
-        <w:t xml:space="preserve">open</w:t>
-      </w:r>
-      <w:r>
-        <w:rPr>
-          <w:rStyle w:val="NormalTok"/>
-        </w:rPr>
-        <w:t xml:space="preserve">(</w:t>
-      </w:r>
-      <w:r>
-        <w:rPr>
-          <w:rStyle w:val="StringTok"/>
-        </w:rPr>
-        <w:t xml:space="preserve">"journal.txt"</w:t>
-      </w:r>
-      <w:r>
-        <w:rPr>
-          <w:rStyle w:val="NormalTok"/>
-        </w:rPr>
-        <w:t xml:space="preserve">, </w:t>
-      </w:r>
-      <w:r>
-        <w:rPr>
-          <w:rStyle w:val="StringTok"/>
-        </w:rPr>
-        <w:t xml:space="preserve">"w"</w:t>
-      </w:r>
-      <w:r>
-        <w:rPr>
-          <w:rStyle w:val="NormalTok"/>
-        </w:rPr>
-        <w:t xml:space="preserve">, encoding</w:t>
-      </w:r>
-      <w:r>
-        <w:rPr>
-          <w:rStyle w:val="OperatorTok"/>
-        </w:rPr>
-        <w:t xml:space="preserve">=</w:t>
-      </w:r>
-      <w:r>
-        <w:rPr>
-          <w:rStyle w:val="StringTok"/>
-        </w:rPr>
-        <w:t xml:space="preserve">"utf-8"</w:t>
-      </w:r>
-      <w:r>
-        <w:rPr>
-          <w:rStyle w:val="NormalTok"/>
-        </w:rPr>
-        <w:t xml:space="preserve">) </w:t>
-      </w:r>
-      <w:r>
-        <w:rPr>
-          <w:rStyle w:val="ImportTok"/>
-        </w:rPr>
-        <w:t xml:space="preserve">as</w:t>
-      </w:r>
-      <w:r>
-        <w:rPr>
-          <w:rStyle w:val="NormalTok"/>
-        </w:rPr>
-        <w:t xml:space="preserve"> f:</w:t>
-      </w:r>
-      <w:r>
-        <w:br/>
-      </w:r>
-      <w:r>
-        <w:rPr>
-          <w:rStyle w:val="NormalTok"/>
-        </w:rPr>
-        <w:t xml:space="preserve">    f.write(</w:t>
-      </w:r>
-      <w:r>
-        <w:rPr>
-          <w:rStyle w:val="StringTok"/>
-        </w:rPr>
-        <w:t xml:space="preserve">"Premier message de journalisation."</w:t>
-      </w:r>
-      <w:r>
-        <w:rPr>
-          <w:rStyle w:val="NormalTok"/>
-        </w:rPr>
-        <w:t xml:space="preserve">)</w:t>
-      </w:r>
-    </w:p>
-    <w:p>
-      <w:pPr>
-        <w:pStyle w:val="BlockText"/>
-      </w:pPr>
-      <w:r>
-        <w:t xml:space="preserve">💡 Utilisez toujours le gestionnaire de contexte</w:t>
-      </w:r>
-      <w:r>
-        <w:t xml:space="preserve"> </w:t>
-      </w:r>
-      <w:r>
-        <w:rPr>
-          <w:rStyle w:val="VerbatimChar"/>
-        </w:rPr>
-        <w:t xml:space="preserve">with</w:t>
-      </w:r>
-      <w:r>
-        <w:t xml:space="preserve"> </w:t>
-      </w:r>
-      <w:r>
-        <w:t xml:space="preserve">pour l’ouverture des fichiers afin de garantir leur fermeture automatique, même en cas d’erreur.</w:t>
-      </w:r>
-    </w:p>
-    <w:p>
-      <w:r>
-        <w:pict>
-          <v:rect style="width:0;height:1.5pt" o:hralign="center" o:hrstd="t" o:hr="t"/>
-        </w:pict>
-      </w:r>
-    </w:p>
-    <w:bookmarkEnd w:id="26"/>
-    <w:bookmarkStart w:id="27" w:name="X3d9b0f34a51b745c4fb2063f5831396d1e57103"/>
-    <w:p>
-      <w:pPr>
-        <w:pStyle w:val="Heading2"/>
-      </w:pPr>
-      <w:r>
-        <w:t xml:space="preserve">Automatiser une installation avec gel et requirements.txt</w:t>
-      </w:r>
-    </w:p>
-    <w:p>
-      <w:pPr>
-        <w:pStyle w:val="FirstParagraph"/>
-      </w:pPr>
-      <w:r>
-        <w:t xml:space="preserve">L’automatisation du déploiement s’appuie sur un fichier</w:t>
-      </w:r>
-      <w:r>
-        <w:t xml:space="preserve"> </w:t>
-      </w:r>
-      <w:r>
-        <w:rPr>
-          <w:rStyle w:val="VerbatimChar"/>
-        </w:rPr>
-        <w:t xml:space="preserve">requirements.txt</w:t>
-      </w:r>
-      <w:r>
-        <w:t xml:space="preserve"> </w:t>
-      </w:r>
-      <w:r>
-        <w:t xml:space="preserve">listant les dépendances exactes du projet, facilitant leur réinstallation en une seule commande.</w:t>
-      </w:r>
-    </w:p>
-    <w:p>
-      <w:pPr>
-        <w:pStyle w:val="SourceCode"/>
-      </w:pPr>
-      <w:r>
-        <w:rPr>
-          <w:rStyle w:val="CommentTok"/>
-        </w:rPr>
-        <w:t xml:space="preserve"># Commande pour installer toutes les dépendances d'un projet</w:t>
-      </w:r>
-      <w:r>
-        <w:br/>
-      </w:r>
-      <w:r>
-        <w:rPr>
-          <w:rStyle w:val="ExtensionTok"/>
-        </w:rPr>
-        <w:t xml:space="preserve">pip</w:t>
-      </w:r>
-      <w:r>
-        <w:rPr>
-          <w:rStyle w:val="NormalTok"/>
-        </w:rPr>
-        <w:t xml:space="preserve"> install </w:t>
-      </w:r>
-      <w:r>
-        <w:rPr>
-          <w:rStyle w:val="AttributeTok"/>
-        </w:rPr>
-        <w:t xml:space="preserve">-r</w:t>
-      </w:r>
-      <w:r>
-        <w:rPr>
-          <w:rStyle w:val="NormalTok"/>
-        </w:rPr>
-        <w:t xml:space="preserve"> requirements.txt</w:t>
-      </w:r>
-    </w:p>
-    <w:p>
-      <w:pPr>
-        <w:pStyle w:val="BlockText"/>
-      </w:pPr>
-      <w:r>
-        <w:t xml:space="preserve">💡 Mettez régulièrement à jour votre fichier</w:t>
-      </w:r>
-      <w:r>
-        <w:t xml:space="preserve"> </w:t>
-      </w:r>
-      <w:r>
-        <w:rPr>
-          <w:rStyle w:val="VerbatimChar"/>
-        </w:rPr>
-        <w:t xml:space="preserve">requirements.txt</w:t>
-      </w:r>
-      <w:r>
-        <w:t xml:space="preserve"> </w:t>
-      </w:r>
-      <w:r>
-        <w:t xml:space="preserve">pour refléter fidèlement l’état de vos dépendances de développement.</w:t>
-      </w:r>
-    </w:p>
-    <w:p>
-      <w:r>
-        <w:pict>
-          <v:rect style="width:0;height:1.5pt" o:hralign="center" o:hrstd="t" o:hr="t"/>
-        </w:pict>
-      </w:r>
-    </w:p>
-    <w:bookmarkEnd w:id="27"/>
-    <w:bookmarkStart w:id="28" w:name="exemple-de-synthèse"/>
-    <w:p>
-      <w:pPr>
-        <w:pStyle w:val="Heading2"/>
-      </w:pPr>
-      <w:r>
-        <w:t xml:space="preserve">Exemple de synthèse</w:t>
-      </w:r>
-    </w:p>
-    <w:p>
-      <w:pPr>
-        <w:pStyle w:val="SourceCode"/>
-      </w:pPr>
-      <w:r>
-        <w:rPr>
-          <w:rStyle w:val="ImportTok"/>
-        </w:rPr>
-        <w:t xml:space="preserve">import</w:t>
-      </w:r>
-      <w:r>
-        <w:rPr>
-          <w:rStyle w:val="NormalTok"/>
-        </w:rPr>
-        <w:t xml:space="preserve"> os</w:t>
-      </w:r>
-      <w:r>
-        <w:br/>
-      </w:r>
-      <w:r>
-        <w:rPr>
-          <w:rStyle w:val="ImportTok"/>
-        </w:rPr>
-        <w:t xml:space="preserve">import</w:t>
-      </w:r>
-      <w:r>
-        <w:rPr>
-          <w:rStyle w:val="NormalTok"/>
-        </w:rPr>
-        <w:t xml:space="preserve"> os.path</w:t>
-      </w:r>
-      <w:r>
-        <w:br/>
-      </w:r>
-      <w:r>
-        <w:rPr>
-          <w:rStyle w:val="ImportTok"/>
-        </w:rPr>
-        <w:t xml:space="preserve">import</w:t>
-      </w:r>
-      <w:r>
-        <w:rPr>
-          <w:rStyle w:val="NormalTok"/>
-        </w:rPr>
-        <w:t xml:space="preserve"> zlib</w:t>
-      </w:r>
-      <w:r>
-        <w:br/>
-      </w:r>
-      <w:r>
-        <w:br/>
-      </w:r>
-      <w:r>
-        <w:rPr>
-          <w:rStyle w:val="KeywordTok"/>
-        </w:rPr>
-        <w:t xml:space="preserve">def</w:t>
-      </w:r>
-      <w:r>
-        <w:rPr>
-          <w:rStyle w:val="NormalTok"/>
-        </w:rPr>
-        <w:t xml:space="preserve"> preparer_environnement_projet(nom_dossier):</w:t>
-      </w:r>
-      <w:r>
-        <w:br/>
-      </w:r>
-      <w:r>
-        <w:rPr>
-          <w:rStyle w:val="NormalTok"/>
-        </w:rPr>
-        <w:t xml:space="preserve">    </w:t>
-      </w:r>
-      <w:r>
-        <w:rPr>
-          <w:rStyle w:val="CommentTok"/>
-        </w:rPr>
-        <w:t xml:space="preserve">"""Crée un répertoire de travail, écrit un fichier de log et vérifie sa présence."""</w:t>
-      </w:r>
-      <w:r>
-        <w:br/>
-      </w:r>
-      <w:r>
-        <w:rPr>
-          <w:rStyle w:val="NormalTok"/>
-        </w:rPr>
-        <w:t xml:space="preserve">    </w:t>
-      </w:r>
-      <w:r>
-        <w:rPr>
-          <w:rStyle w:val="CommentTok"/>
-        </w:rPr>
-        <w:t xml:space="preserve"># 1. Gestion des répertoires : création sécurisée</w:t>
-      </w:r>
-      <w:r>
-        <w:br/>
-      </w:r>
-      <w:r>
-        <w:rPr>
-          <w:rStyle w:val="NormalTok"/>
-        </w:rPr>
-        <w:t xml:space="preserve">    os.makedirs(nom_dossier, exist_ok</w:t>
-      </w:r>
-      <w:r>
-        <w:rPr>
-          <w:rStyle w:val="OperatorTok"/>
-        </w:rPr>
-        <w:t xml:space="preserve">=</w:t>
-      </w:r>
-      <w:r>
-        <w:rPr>
-          <w:rStyle w:val="VariableTok"/>
-        </w:rPr>
-        <w:t xml:space="preserve">True</w:t>
-      </w:r>
-      <w:r>
-        <w:rPr>
-          <w:rStyle w:val="NormalTok"/>
-        </w:rPr>
-        <w:t xml:space="preserve">)</w:t>
-      </w:r>
-      <w:r>
-        <w:br/>
-      </w:r>
-      <w:r>
-        <w:rPr>
-          <w:rStyle w:val="NormalTok"/>
-        </w:rPr>
-        <w:t xml:space="preserve">    </w:t>
-      </w:r>
-      <w:r>
-        <w:br/>
-      </w:r>
-      <w:r>
-        <w:rPr>
-          <w:rStyle w:val="NormalTok"/>
-        </w:rPr>
-        <w:t xml:space="preserve">    chemin_fichier </w:t>
-      </w:r>
-      <w:r>
-        <w:rPr>
-          <w:rStyle w:val="OperatorTok"/>
-        </w:rPr>
-        <w:t xml:space="preserve">=</w:t>
-      </w:r>
-      <w:r>
-        <w:rPr>
-          <w:rStyle w:val="NormalTok"/>
-        </w:rPr>
-        <w:t xml:space="preserve"> os.path.join(nom_dossier, </w:t>
-      </w:r>
-      <w:r>
-        <w:rPr>
-          <w:rStyle w:val="StringTok"/>
-        </w:rPr>
-        <w:t xml:space="preserve">"donnees.txt"</w:t>
-      </w:r>
-      <w:r>
-        <w:rPr>
-          <w:rStyle w:val="NormalTok"/>
-        </w:rPr>
-        <w:t xml:space="preserve">)</w:t>
-      </w:r>
-      <w:r>
-        <w:br/>
-      </w:r>
-      <w:r>
-        <w:rPr>
-          <w:rStyle w:val="NormalTok"/>
-        </w:rPr>
-        <w:t xml:space="preserve">    </w:t>
-      </w:r>
-      <w:r>
-        <w:br/>
-      </w:r>
-      <w:r>
-        <w:rPr>
-          <w:rStyle w:val="NormalTok"/>
-        </w:rPr>
-        <w:t xml:space="preserve">    </w:t>
-      </w:r>
-      <w:r>
-        <w:rPr>
-          <w:rStyle w:val="CommentTok"/>
-        </w:rPr>
-        <w:t xml:space="preserve"># 2. Gestion des fichiers : écriture de données</w:t>
-      </w:r>
-      <w:r>
-        <w:br/>
-      </w:r>
-      <w:r>
-        <w:rPr>
-          <w:rStyle w:val="NormalTok"/>
-        </w:rPr>
-        <w:t xml:space="preserve">    </w:t>
-      </w:r>
-      <w:r>
-        <w:rPr>
-          <w:rStyle w:val="ControlFlowTok"/>
-        </w:rPr>
-        <w:t xml:space="preserve">with</w:t>
-      </w:r>
-      <w:r>
-        <w:rPr>
-          <w:rStyle w:val="NormalTok"/>
-        </w:rPr>
-        <w:t xml:space="preserve"> </w:t>
-      </w:r>
-      <w:r>
-        <w:rPr>
-          <w:rStyle w:val="BuiltInTok"/>
-        </w:rPr>
-        <w:t xml:space="preserve">open</w:t>
-      </w:r>
-      <w:r>
-        <w:rPr>
-          <w:rStyle w:val="NormalTok"/>
-        </w:rPr>
-        <w:t xml:space="preserve">(chemin_fichier, </w:t>
-      </w:r>
-      <w:r>
-        <w:rPr>
-          <w:rStyle w:val="StringTok"/>
-        </w:rPr>
-        <w:t xml:space="preserve">"w"</w:t>
-      </w:r>
-      <w:r>
-        <w:rPr>
-          <w:rStyle w:val="NormalTok"/>
-        </w:rPr>
-        <w:t xml:space="preserve">, encoding</w:t>
-      </w:r>
-      <w:r>
-        <w:rPr>
-          <w:rStyle w:val="OperatorTok"/>
-        </w:rPr>
-        <w:t xml:space="preserve">=</w:t>
-      </w:r>
-      <w:r>
-        <w:rPr>
-          <w:rStyle w:val="StringTok"/>
-        </w:rPr>
-        <w:t xml:space="preserve">"utf-8"</w:t>
-      </w:r>
-      <w:r>
-        <w:rPr>
-          <w:rStyle w:val="NormalTok"/>
-        </w:rPr>
-        <w:t xml:space="preserve">) </w:t>
-      </w:r>
-      <w:r>
-        <w:rPr>
-          <w:rStyle w:val="ImportTok"/>
-        </w:rPr>
-        <w:t xml:space="preserve">as</w:t>
-      </w:r>
-      <w:r>
-        <w:rPr>
-          <w:rStyle w:val="NormalTok"/>
-        </w:rPr>
-        <w:t xml:space="preserve"> fichier:</w:t>
-      </w:r>
-      <w:r>
-        <w:br/>
-      </w:r>
-      <w:r>
-        <w:rPr>
-          <w:rStyle w:val="NormalTok"/>
-        </w:rPr>
-        <w:t xml:space="preserve">        fichier.write(</w:t>
-      </w:r>
-      <w:r>
-        <w:rPr>
-          <w:rStyle w:val="StringTok"/>
-        </w:rPr>
-        <w:t xml:space="preserve">"Contenu critique à compresser et archiver."</w:t>
-      </w:r>
-      <w:r>
-        <w:rPr>
-          <w:rStyle w:val="NormalTok"/>
-        </w:rPr>
-        <w:t xml:space="preserve">)</w:t>
-      </w:r>
-      <w:r>
-        <w:br/>
-      </w:r>
-      <w:r>
-        <w:rPr>
-          <w:rStyle w:val="NormalTok"/>
-        </w:rPr>
-        <w:t xml:space="preserve">        </w:t>
-      </w:r>
-      <w:r>
-        <w:br/>
-      </w:r>
-      <w:r>
-        <w:rPr>
-          <w:rStyle w:val="NormalTok"/>
-        </w:rPr>
-        <w:t xml:space="preserve">    </w:t>
-      </w:r>
-      <w:r>
-        <w:rPr>
-          <w:rStyle w:val="CommentTok"/>
-        </w:rPr>
-        <w:t xml:space="preserve"># 3. Utilisation de packages standards (vérification et compression zlib)</w:t>
-      </w:r>
-      <w:r>
-        <w:br/>
-      </w:r>
-      <w:r>
-        <w:rPr>
-          <w:rStyle w:val="NormalTok"/>
-        </w:rPr>
-        <w:t xml:space="preserve">    </w:t>
-      </w:r>
-      <w:r>
-        <w:rPr>
-          <w:rStyle w:val="ControlFlowTok"/>
-        </w:rPr>
-        <w:t xml:space="preserve">if</w:t>
-      </w:r>
-      <w:r>
-        <w:rPr>
-          <w:rStyle w:val="NormalTok"/>
-        </w:rPr>
-        <w:t xml:space="preserve"> os.path.exists(chemin_fichier):</w:t>
-      </w:r>
-      <w:r>
-        <w:br/>
-      </w:r>
-      <w:r>
-        <w:rPr>
-          <w:rStyle w:val="NormalTok"/>
-        </w:rPr>
-        <w:t xml:space="preserve">        </w:t>
-      </w:r>
-      <w:r>
-        <w:rPr>
-          <w:rStyle w:val="ControlFlowTok"/>
-        </w:rPr>
-        <w:t xml:space="preserve">with</w:t>
-      </w:r>
-      <w:r>
-        <w:rPr>
-          <w:rStyle w:val="NormalTok"/>
-        </w:rPr>
-        <w:t xml:space="preserve"> </w:t>
-      </w:r>
-      <w:r>
-        <w:rPr>
-          <w:rStyle w:val="BuiltInTok"/>
-        </w:rPr>
-        <w:t xml:space="preserve">open</w:t>
-      </w:r>
-      <w:r>
-        <w:rPr>
-          <w:rStyle w:val="NormalTok"/>
-        </w:rPr>
-        <w:t xml:space="preserve">(chemin_fichier, </w:t>
-      </w:r>
-      <w:r>
-        <w:rPr>
-          <w:rStyle w:val="StringTok"/>
-        </w:rPr>
-        <w:t xml:space="preserve">"rb"</w:t>
-      </w:r>
-      <w:r>
-        <w:rPr>
-          <w:rStyle w:val="NormalTok"/>
-        </w:rPr>
-        <w:t xml:space="preserve">) </w:t>
-      </w:r>
-      <w:r>
-        <w:rPr>
-          <w:rStyle w:val="ImportTok"/>
-        </w:rPr>
-        <w:t xml:space="preserve">as</w:t>
-      </w:r>
-      <w:r>
-        <w:rPr>
-          <w:rStyle w:val="NormalTok"/>
-        </w:rPr>
-        <w:t xml:space="preserve"> fichier_1:</w:t>
-      </w:r>
-      <w:r>
-        <w:br/>
-      </w:r>
-      <w:r>
-        <w:rPr>
-          <w:rStyle w:val="NormalTok"/>
-        </w:rPr>
-        <w:t xml:space="preserve">            donnees_brutes </w:t>
-      </w:r>
-      <w:r>
-        <w:rPr>
-          <w:rStyle w:val="OperatorTok"/>
-        </w:rPr>
-        <w:t xml:space="preserve">=</w:t>
-      </w:r>
-      <w:r>
-        <w:rPr>
-          <w:rStyle w:val="NormalTok"/>
-        </w:rPr>
-        <w:t xml:space="preserve"> fichier_1.read()</w:t>
-      </w:r>
-      <w:r>
-        <w:br/>
-      </w:r>
-      <w:r>
-        <w:rPr>
-          <w:rStyle w:val="NormalTok"/>
-        </w:rPr>
-        <w:t xml:space="preserve">            donnees_compressees </w:t>
-      </w:r>
-      <w:r>
-        <w:rPr>
-          <w:rStyle w:val="OperatorTok"/>
-        </w:rPr>
-        <w:t xml:space="preserve">=</w:t>
-      </w:r>
-      <w:r>
-        <w:rPr>
-          <w:rStyle w:val="NormalTok"/>
-        </w:rPr>
-        <w:t xml:space="preserve"> zlib.compress(donnees_brutes)</w:t>
-      </w:r>
-      <w:r>
-        <w:br/>
-      </w:r>
-      <w:r>
-        <w:rPr>
-          <w:rStyle w:val="NormalTok"/>
-        </w:rPr>
-        <w:t xml:space="preserve">            </w:t>
-      </w:r>
-      <w:r>
-        <w:rPr>
-          <w:rStyle w:val="BuiltInTok"/>
-        </w:rPr>
-        <w:t xml:space="preserve">print</w:t>
-      </w:r>
-      <w:r>
-        <w:rPr>
-          <w:rStyle w:val="NormalTok"/>
-        </w:rPr>
-        <w:t xml:space="preserve">(</w:t>
-      </w:r>
-      <w:r>
-        <w:rPr>
-          <w:rStyle w:val="SpecialStringTok"/>
-        </w:rPr>
-        <w:t xml:space="preserve">f"Taille originale : </w:t>
-      </w:r>
-      <w:r>
-        <w:rPr>
-          <w:rStyle w:val="SpecialCharTok"/>
-        </w:rPr>
-        <w:t xml:space="preserve">{</w:t>
-      </w:r>
-      <w:r>
-        <w:rPr>
-          <w:rStyle w:val="BuiltInTok"/>
-        </w:rPr>
-        <w:t xml:space="preserve">len</w:t>
-      </w:r>
-      <w:r>
-        <w:rPr>
-          <w:rStyle w:val="NormalTok"/>
-        </w:rPr>
-        <w:t xml:space="preserve">(donnees_brutes)</w:t>
-      </w:r>
-      <w:r>
-        <w:rPr>
-          <w:rStyle w:val="SpecialCharTok"/>
-        </w:rPr>
-        <w:t xml:space="preserve">}</w:t>
-      </w:r>
-      <w:r>
-        <w:rPr>
-          <w:rStyle w:val="SpecialStringTok"/>
-        </w:rPr>
-        <w:t xml:space="preserve"> octets"</w:t>
-      </w:r>
-      <w:r>
-        <w:rPr>
-          <w:rStyle w:val="NormalTok"/>
-        </w:rPr>
-        <w:t xml:space="preserve">)</w:t>
-      </w:r>
-      <w:r>
-        <w:br/>
-      </w:r>
-      <w:r>
-        <w:rPr>
-          <w:rStyle w:val="NormalTok"/>
-        </w:rPr>
-        <w:t xml:space="preserve">            </w:t>
-      </w:r>
-      <w:r>
-        <w:rPr>
-          <w:rStyle w:val="BuiltInTok"/>
-        </w:rPr>
-        <w:t xml:space="preserve">print</w:t>
-      </w:r>
-      <w:r>
-        <w:rPr>
-          <w:rStyle w:val="NormalTok"/>
-        </w:rPr>
-        <w:t xml:space="preserve">(</w:t>
-      </w:r>
-      <w:r>
-        <w:rPr>
-          <w:rStyle w:val="SpecialStringTok"/>
-        </w:rPr>
-        <w:t xml:space="preserve">f"Taille compressée : </w:t>
-      </w:r>
-      <w:r>
-        <w:rPr>
-          <w:rStyle w:val="SpecialCharTok"/>
-        </w:rPr>
-        <w:t xml:space="preserve">{</w:t>
-      </w:r>
-      <w:r>
-        <w:rPr>
-          <w:rStyle w:val="BuiltInTok"/>
-        </w:rPr>
-        <w:t xml:space="preserve">len</w:t>
-      </w:r>
-      <w:r>
-        <w:rPr>
-          <w:rStyle w:val="NormalTok"/>
-        </w:rPr>
-        <w:t xml:space="preserve">(donnees_compressees)</w:t>
-      </w:r>
-      <w:r>
-        <w:rPr>
-          <w:rStyle w:val="SpecialCharTok"/>
-        </w:rPr>
-        <w:t xml:space="preserve">}</w:t>
-      </w:r>
-      <w:r>
-        <w:rPr>
-          <w:rStyle w:val="SpecialStringTok"/>
-        </w:rPr>
-        <w:t xml:space="preserve"> octets"</w:t>
-      </w:r>
-      <w:r>
-        <w:rPr>
-          <w:rStyle w:val="NormalTok"/>
-        </w:rPr>
-        <w:t xml:space="preserve">)</w:t>
-      </w:r>
-      <w:r>
-        <w:br/>
-      </w:r>
-      <w:r>
-        <w:br/>
-      </w:r>
-      <w:r>
-        <w:rPr>
-          <w:rStyle w:val="CommentTok"/>
-        </w:rPr>
-        <w:t xml:space="preserve"># Appel de la fonction de synthèse</w:t>
-      </w:r>
-      <w:r>
-        <w:br/>
-      </w:r>
-      <w:r>
-        <w:rPr>
-          <w:rStyle w:val="NormalTok"/>
-        </w:rPr>
-        <w:t xml:space="preserve">preparer_environnement_projet(</w:t>
-      </w:r>
-      <w:r>
-        <w:rPr>
-          <w:rStyle w:val="StringTok"/>
-        </w:rPr>
-        <w:t xml:space="preserve">"stock_donnees"</w:t>
-      </w:r>
-      <w:r>
-        <w:rPr>
-          <w:rStyle w:val="NormalTok"/>
-        </w:rPr>
-        <w:t xml:space="preserve">)</w:t>
-      </w:r>
-    </w:p>
-    <w:bookmarkEnd w:id="28"/>
-    <w:bookmarkStart w:id="29" w:name="exercices"/>
+    <w:bookmarkStart w:id="24" w:name="exercices"/>
     <w:p>
       <w:pPr>
         <w:pStyle w:val="Heading2"/>
@@ -1724,7 +1503,7 @@
         <w:t xml:space="preserve"> </w:t>
       </w:r>
       <w:r>
-        <w:t xml:space="preserve">Écrivez un script qui utilise le module</w:t>
+        <w:t xml:space="preserve">Écrivez un script qui demande à l’utilisateur de saisir un nombre, utilise un bloc</w:t>
       </w:r>
       <w:r>
         <w:t xml:space="preserve"> </w:t>
@@ -1733,13 +1512,22 @@
         <w:rPr>
           <w:rStyle w:val="VerbatimChar"/>
         </w:rPr>
-        <w:t xml:space="preserve">os</w:t>
-      </w:r>
-      <w:r>
-        <w:t xml:space="preserve"> </w:t>
-      </w:r>
-      <w:r>
-        <w:t xml:space="preserve">pour lister tous les fichiers présents dans le répertoire courant.</w:t>
+        <w:t xml:space="preserve">try...except</w:t>
+      </w:r>
+      <w:r>
+        <w:t xml:space="preserve"> </w:t>
+      </w:r>
+      <w:r>
+        <w:t xml:space="preserve">pour intercepter une éventuelle erreur de saisie (</w:t>
+      </w:r>
+      <w:r>
+        <w:rPr>
+          <w:rStyle w:val="VerbatimChar"/>
+        </w:rPr>
+        <w:t xml:space="preserve">ValueError</w:t>
+      </w:r>
+      <w:r>
+        <w:t xml:space="preserve">), et affiche un message adapté.</w:t>
       </w:r>
     </w:p>
     <w:p>
@@ -1761,7 +1549,7 @@
         <w:t xml:space="preserve"> </w:t>
       </w:r>
       <w:r>
-        <w:t xml:space="preserve">Créez un fichier texte, écrivez-y une phrase, puis utilisez le module</w:t>
+        <w:t xml:space="preserve">Créez une fonction qui vérifie si un mot de passe possède au moins 8 caractères. Si ce n’est pas le cas, utilisez</w:t>
       </w:r>
       <w:r>
         <w:t xml:space="preserve"> </w:t>
@@ -1770,17 +1558,29 @@
         <w:rPr>
           <w:rStyle w:val="VerbatimChar"/>
         </w:rPr>
-        <w:t xml:space="preserve">zlib</w:t>
-      </w:r>
-      <w:r>
-        <w:t xml:space="preserve"> </w:t>
-      </w:r>
-      <w:r>
-        <w:t xml:space="preserve">pour compresser son contenu textuel lu en mode binaire.</w:t>
+        <w:t xml:space="preserve">raise</w:t>
+      </w:r>
+      <w:r>
+        <w:t xml:space="preserve"> </w:t>
+      </w:r>
+      <w:r>
+        <w:t xml:space="preserve">pour émettre une exception personnalisée de type</w:t>
+      </w:r>
+      <w:r>
+        <w:t xml:space="preserve"> </w:t>
+      </w:r>
+      <w:r>
+        <w:rPr>
+          <w:rStyle w:val="VerbatimChar"/>
+        </w:rPr>
+        <w:t xml:space="preserve">ValueError</w:t>
+      </w:r>
+      <w:r>
+        <w:t xml:space="preserve">.</w:t>
       </w:r>
     </w:p>
-    <w:bookmarkEnd w:id="29"/>
-    <w:bookmarkEnd w:id="30"/>
+    <w:bookmarkEnd w:id="24"/>
+    <w:bookmarkEnd w:id="25"/>
     <w:sectPr/>
   </w:body>
 </w:document>

--- a/redaction/chapitre12/paragraphes.docx
+++ b/redaction/chapitre12/paragraphes.docx
@@ -6,6 +6,7 @@
     <w:p>
       <w:pPr>
         <w:pStyle w:val="Heading1"/>
+        <w:pageBreakBefore/>
       </w:pPr>
       <w:r>
         <w:t xml:space="preserve">Chapitre 10 : Un code plus robuste en prenant en compte les erreurs</w:t>
@@ -196,6 +197,14 @@
     <w:p>
       <w:pPr>
         <w:pStyle w:val="SourceCode"/>
+        <w:pBdr>
+          <w:top w:val="single" w:sz="6" w:space="8" w:color="9AA5B1"/>
+          <w:left w:val="single" w:sz="6" w:space="8" w:color="9AA5B1"/>
+          <w:bottom w:val="single" w:sz="6" w:space="8" w:color="9AA5B1"/>
+          <w:right w:val="single" w:sz="6" w:space="8" w:color="9AA5B1"/>
+        </w:pBdr>
+        <w:spacing w:before="120" w:after="120" w:line="240" w:lineRule="auto"/>
+        <w:ind w:left="180" w:right="180"/>
       </w:pPr>
       <w:r>
         <w:rPr>
@@ -327,6 +336,12 @@
     <w:p>
       <w:pPr>
         <w:pStyle w:val="BlockText"/>
+        <w:shd w:val="clear" w:color="auto" w:fill="EAF6FB"/>
+        <w:spacing w:before="100" w:after="100"/>
+        <w:ind w:left="180" w:right="180"/>
+        <w:pBdr>
+          <w:left w:val="single" w:sz="18" w:space="8" w:color="2980B9"/>
+        </w:pBdr>
       </w:pPr>
       <w:r>
         <w:t xml:space="preserve">💡 Spécifiez toujours le type précis d’exception à intercepter dans votre bloc</w:t>
@@ -390,6 +405,14 @@
     <w:p>
       <w:pPr>
         <w:pStyle w:val="SourceCode"/>
+        <w:pBdr>
+          <w:top w:val="single" w:sz="6" w:space="8" w:color="9AA5B1"/>
+          <w:left w:val="single" w:sz="6" w:space="8" w:color="9AA5B1"/>
+          <w:bottom w:val="single" w:sz="6" w:space="8" w:color="9AA5B1"/>
+          <w:right w:val="single" w:sz="6" w:space="8" w:color="9AA5B1"/>
+        </w:pBdr>
+        <w:spacing w:before="120" w:after="120" w:line="240" w:lineRule="auto"/>
+        <w:ind w:left="180" w:right="180"/>
       </w:pPr>
       <w:r>
         <w:rPr>
@@ -539,6 +562,12 @@
     <w:p>
       <w:pPr>
         <w:pStyle w:val="BlockText"/>
+        <w:shd w:val="clear" w:color="auto" w:fill="EAF6FB"/>
+        <w:spacing w:before="100" w:after="100"/>
+        <w:ind w:left="180" w:right="180"/>
+        <w:pBdr>
+          <w:left w:val="single" w:sz="18" w:space="8" w:color="2980B9"/>
+        </w:pBdr>
       </w:pPr>
       <w:r>
         <w:t xml:space="preserve">💡 Privilégiez l’utilisation du gestionnaire de contexte</w:t>
@@ -626,6 +655,14 @@
     <w:p>
       <w:pPr>
         <w:pStyle w:val="SourceCode"/>
+        <w:pBdr>
+          <w:top w:val="single" w:sz="6" w:space="8" w:color="9AA5B1"/>
+          <w:left w:val="single" w:sz="6" w:space="8" w:color="9AA5B1"/>
+          <w:bottom w:val="single" w:sz="6" w:space="8" w:color="9AA5B1"/>
+          <w:right w:val="single" w:sz="6" w:space="8" w:color="9AA5B1"/>
+        </w:pBdr>
+        <w:spacing w:before="120" w:after="120" w:line="240" w:lineRule="auto"/>
+        <w:ind w:left="180" w:right="180"/>
       </w:pPr>
       <w:r>
         <w:rPr>
@@ -754,6 +791,12 @@
     <w:p>
       <w:pPr>
         <w:pStyle w:val="BlockText"/>
+        <w:shd w:val="clear" w:color="auto" w:fill="EAF6FB"/>
+        <w:spacing w:before="100" w:after="100"/>
+        <w:ind w:left="180" w:right="180"/>
+        <w:pBdr>
+          <w:left w:val="single" w:sz="18" w:space="8" w:color="2980B9"/>
+        </w:pBdr>
       </w:pPr>
       <w:r>
         <w:t xml:space="preserve">💡 Créez vos propres classes d’exceptions personnalisées en héritant de la classe</w:t>
@@ -794,6 +837,14 @@
     <w:p>
       <w:pPr>
         <w:pStyle w:val="SourceCode"/>
+        <w:pBdr>
+          <w:top w:val="single" w:sz="6" w:space="8" w:color="9AA5B1"/>
+          <w:left w:val="single" w:sz="6" w:space="8" w:color="9AA5B1"/>
+          <w:bottom w:val="single" w:sz="6" w:space="8" w:color="9AA5B1"/>
+          <w:right w:val="single" w:sz="6" w:space="8" w:color="9AA5B1"/>
+        </w:pBdr>
+        <w:spacing w:before="120" w:after="120" w:line="240" w:lineRule="auto"/>
+        <w:ind w:left="180" w:right="180"/>
       </w:pPr>
       <w:r>
         <w:rPr>
@@ -1908,29 +1959,55 @@
   <w:style w:default="1" w:styleId="Normal" w:type="paragraph">
     <w:name w:val="Normal"/>
     <w:qFormat/>
+    <w:pPr>
+      <w:spacing w:line="300" w:lineRule="auto" w:after="160"/>
+    </w:pPr>
+    <w:rPr>
+      <w:rFonts w:ascii="Cambria" w:hAnsi="Cambria"/>
+      <w:color w:val="2F3542"/>
+      <w:sz w:val="23"/>
+    </w:rPr>
   </w:style>
   <w:style w:styleId="BodyText" w:type="paragraph">
     <w:name w:val="Body Text"/>
     <w:basedOn w:val="Normal"/>
     <w:link w:val="BodyTextChar"/>
     <w:pPr>
-      <w:spacing w:after="180" w:before="180"/>
+      <w:spacing w:after="160" w:before="180" w:line="300" w:lineRule="auto"/>
     </w:pPr>
     <w:qFormat/>
+    <w:rPr>
+      <w:rFonts w:ascii="Cambria" w:hAnsi="Cambria"/>
+      <w:color w:val="2F3542"/>
+      <w:sz w:val="23"/>
+    </w:rPr>
   </w:style>
   <w:style w:customStyle="1" w:styleId="FirstParagraph" w:type="paragraph">
     <w:name w:val="First Paragraph"/>
     <w:basedOn w:val="BodyText"/>
     <w:next w:val="BodyText"/>
     <w:qFormat/>
+    <w:pPr>
+      <w:spacing w:line="300" w:lineRule="auto" w:after="160"/>
+    </w:pPr>
+    <w:rPr>
+      <w:rFonts w:ascii="Cambria" w:hAnsi="Cambria"/>
+      <w:color w:val="2F3542"/>
+      <w:sz w:val="23"/>
+    </w:rPr>
   </w:style>
   <w:style w:customStyle="1" w:styleId="Compact" w:type="paragraph">
     <w:name w:val="Compact"/>
     <w:basedOn w:val="BodyText"/>
     <w:qFormat/>
     <w:pPr>
-      <w:spacing w:after="36" w:before="36"/>
+      <w:spacing w:after="160" w:before="36" w:line="300" w:lineRule="auto"/>
     </w:pPr>
+    <w:rPr>
+      <w:rFonts w:ascii="Cambria" w:hAnsi="Cambria"/>
+      <w:color w:val="2F3542"/>
+      <w:sz w:val="23"/>
+    </w:rPr>
   </w:style>
   <w:style w:styleId="Title" w:type="paragraph">
     <w:name w:val="Title"/>
@@ -2020,15 +2097,16 @@
     <w:pPr>
       <w:keepNext/>
       <w:keepLines/>
-      <w:spacing w:after="0" w:before="480"/>
+      <w:pageBreakBefore/>
+      <w:spacing w:after="360" w:before="0"/>
       <w:outlineLvl w:val="0"/>
     </w:pPr>
     <w:rPr>
-      <w:rFonts w:asciiTheme="majorHAnsi" w:cstheme="majorBidi" w:eastAsiaTheme="majorEastAsia" w:hAnsiTheme="majorHAnsi"/>
+      <w:rFonts w:asciiTheme="majorHAnsi" w:cstheme="majorBidi" w:eastAsiaTheme="majorEastAsia" w:hAnsiTheme="majorHAnsi" w:ascii="Calibri" w:hAnsi="Calibri"/>
       <w:b/>
       <w:bCs/>
-      <w:color w:themeColor="accent1" w:val="4F81BD"/>
-      <w:sz w:val="32"/>
+      <w:color w:val="2C3E50"/>
+      <w:sz w:val="52"/>
       <w:szCs w:val="32"/>
     </w:rPr>
   </w:style>
@@ -2042,15 +2120,15 @@
     <w:pPr>
       <w:keepNext/>
       <w:keepLines/>
-      <w:spacing w:after="0" w:before="200"/>
+      <w:spacing w:after="160" w:before="440"/>
       <w:outlineLvl w:val="1"/>
     </w:pPr>
     <w:rPr>
-      <w:rFonts w:asciiTheme="majorHAnsi" w:cstheme="majorBidi" w:eastAsiaTheme="majorEastAsia" w:hAnsiTheme="majorHAnsi"/>
+      <w:rFonts w:asciiTheme="majorHAnsi" w:cstheme="majorBidi" w:eastAsiaTheme="majorEastAsia" w:hAnsiTheme="majorHAnsi" w:ascii="Calibri" w:hAnsi="Calibri"/>
       <w:b/>
       <w:bCs/>
-      <w:color w:themeColor="accent1" w:val="4F81BD"/>
-      <w:sz w:val="28"/>
+      <w:color w:val="C0502D"/>
+      <w:sz w:val="30"/>
       <w:szCs w:val="28"/>
     </w:rPr>
   </w:style>
@@ -2210,6 +2288,12 @@
       <w:spacing w:after="100" w:before="100"/>
       <w:ind w:firstLine="0" w:left="480" w:right="480"/>
     </w:pPr>
+    <w:rPr>
+      <w:rFonts w:ascii="Calibri" w:hAnsi="Calibri"/>
+      <w:i/>
+      <w:color w:val="216E9C"/>
+      <w:sz w:val="22"/>
+    </w:rPr>
   </w:style>
   <w:style w:styleId="FootnoteText" w:type="paragraph">
     <w:name w:val="Footnote Text"/>
@@ -2361,6 +2445,11 @@
     <w:pPr>
       <w:wordWrap w:val="off"/>
     </w:pPr>
+    <w:rPr>
+      <w:rFonts w:ascii="Consolas" w:hAnsi="Consolas"/>
+      <w:color w:val="2F3542"/>
+      <w:sz w:val="19"/>
+    </w:rPr>
   </w:style>
   <w:style w:type="character" w:customStyle="1" w:styleId="KeywordTok">
     <w:name w:val="KeywordTok"/>

--- a/redaction/chapitre12/paragraphes.docx
+++ b/redaction/chapitre12/paragraphes.docx
@@ -2,14 +2,14 @@
 <file path=word/document.xml><?xml version="1.0" encoding="utf-8"?>
 <w:document xmlns:w="http://schemas.openxmlformats.org/wordprocessingml/2006/main" xmlns:m="http://schemas.openxmlformats.org/officeDocument/2006/math" xmlns:r="http://schemas.openxmlformats.org/officeDocument/2006/relationships" xmlns:o="urn:schemas-microsoft-com:office:office" xmlns:v="urn:schemas-microsoft-com:vml" xmlns:w10="urn:schemas-microsoft-com:office:word" xmlns:a="http://schemas.openxmlformats.org/drawingml/2006/main" xmlns:pic="http://schemas.openxmlformats.org/drawingml/2006/picture" xmlns:wp="http://schemas.openxmlformats.org/drawingml/2006/wordprocessingDrawing">
   <w:body>
-    <w:bookmarkStart w:id="25" w:name="Xb47c179138efa8d1ca7bbb81e04ffa4aa2f2235"/>
+    <w:bookmarkStart w:id="25" w:name="X6cdf5af818852d0d51b3c4c39f8f0c47f956f7b"/>
     <w:p>
       <w:pPr>
         <w:pStyle w:val="Heading1"/>
         <w:pageBreakBefore/>
       </w:pPr>
       <w:r>
-        <w:t xml:space="preserve">Chapitre 10 : Un code plus robuste en prenant en compte les erreurs</w:t>
+        <w:t xml:space="preserve">Chapitre 12 : Un code plus robuste en prenant en compte les erreurs</w:t>
       </w:r>
     </w:p>
     <w:p>
@@ -825,7 +825,7 @@
       </w:r>
     </w:p>
     <w:bookmarkEnd w:id="22"/>
-    <w:bookmarkStart w:id="23" w:name="exemple-de-synthèse"/>
+    <w:bookmarkStart w:id="24" w:name="exemple-de-synthèse"/>
     <w:p>
       <w:pPr>
         <w:pStyle w:val="Heading2"/>
@@ -1525,14 +1525,13 @@
         <w:t xml:space="preserve">))</w:t>
       </w:r>
     </w:p>
-    <w:bookmarkEnd w:id="23"/>
-    <w:bookmarkStart w:id="24" w:name="exercices"/>
+    <w:bookmarkStart w:id="23" w:name="exercices-de-fin-de-chapitre"/>
     <w:p>
       <w:pPr>
-        <w:pStyle w:val="Heading2"/>
-      </w:pPr>
-      <w:r>
-        <w:t xml:space="preserve">Exercices</w:t>
+        <w:pStyle w:val="Heading3"/>
+      </w:pPr>
+      <w:r>
+        <w:t xml:space="preserve">Exercices de fin de chapitre</w:t>
       </w:r>
     </w:p>
     <w:p>
@@ -1630,6 +1629,7 @@
         <w:t xml:space="preserve">.</w:t>
       </w:r>
     </w:p>
+    <w:bookmarkEnd w:id="23"/>
     <w:bookmarkEnd w:id="24"/>
     <w:bookmarkEnd w:id="25"/>
     <w:sectPr/>
